--- a/public/DanielBradburry.docx
+++ b/public/DanielBradburry.docx
@@ -26,56 +26,16 @@
           <w:sz w:val="24"/>
           <w:szCs w:val="24"/>
         </w:rPr>
-        <w:t xml:space="preserve">Senior JavaScript / UI </w:t>
-      </w:r>
-      <w:proofErr w:type="gramStart"/>
-      <w:r>
-        <w:rPr>
-          <w:rFonts w:ascii="Calibri" w:eastAsia="Calibri" w:hAnsi="Calibri" w:cs="Calibri"/>
-          <w:color w:val="888888"/>
-          <w:sz w:val="24"/>
-          <w:szCs w:val="24"/>
-        </w:rPr>
-        <w:t>Engineer  ·</w:t>
-      </w:r>
-      <w:proofErr w:type="gramEnd"/>
-      <w:r>
-        <w:rPr>
-          <w:rFonts w:ascii="Calibri" w:eastAsia="Calibri" w:hAnsi="Calibri" w:cs="Calibri"/>
-          <w:color w:val="888888"/>
-          <w:sz w:val="24"/>
-          <w:szCs w:val="24"/>
-        </w:rPr>
-        <w:t xml:space="preserve">  Full-</w:t>
-      </w:r>
-      <w:proofErr w:type="gramStart"/>
-      <w:r>
-        <w:rPr>
-          <w:rFonts w:ascii="Calibri" w:eastAsia="Calibri" w:hAnsi="Calibri" w:cs="Calibri"/>
-          <w:color w:val="888888"/>
-          <w:sz w:val="24"/>
-          <w:szCs w:val="24"/>
-        </w:rPr>
-        <w:t>Stack  ·</w:t>
-      </w:r>
-      <w:proofErr w:type="gramEnd"/>
-      <w:r>
-        <w:rPr>
-          <w:rFonts w:ascii="Calibri" w:eastAsia="Calibri" w:hAnsi="Calibri" w:cs="Calibri"/>
-          <w:color w:val="888888"/>
-          <w:sz w:val="24"/>
-          <w:szCs w:val="24"/>
-        </w:rPr>
-        <w:t xml:space="preserve">  Micro Frontend Specialist</w:t>
-      </w:r>
-    </w:p>
-    <w:p>
-      <w:r>
-        <w:rPr>
-          <w:rFonts w:ascii="Calibri" w:eastAsia="Calibri" w:hAnsi="Calibri" w:cs="Calibri"/>
-          <w:color w:val="888888"/>
-          <w:sz w:val="19"/>
-          <w:szCs w:val="19"/>
+        <w:t>Senior JavaScript / UI Engineer  ·  Full-Stack  ·  Micro Frontend Specialist</w:t>
+      </w:r>
+    </w:p>
+    <w:p>
+      <w:r>
+        <w:rPr>
+          <w:rFonts w:ascii="Calibri" w:eastAsia="Calibri" w:hAnsi="Calibri" w:cs="Calibri"/>
+          <w:color w:val="888888"/>
+          <w:sz w:val="20"/>
+          <w:szCs w:val="20"/>
         </w:rPr>
         <w:t>McKinney, TX</w:t>
       </w:r>
@@ -83,64 +43,44 @@
         <w:rPr>
           <w:rFonts w:ascii="Calibri" w:eastAsia="Calibri" w:hAnsi="Calibri" w:cs="Calibri"/>
           <w:color w:val="D0D8E4"/>
-          <w:sz w:val="19"/>
-          <w:szCs w:val="19"/>
-        </w:rPr>
-        <w:t xml:space="preserve">   |</w:t>
-      </w:r>
-      <w:proofErr w:type="gramStart"/>
+          <w:sz w:val="20"/>
+          <w:szCs w:val="20"/>
+        </w:rPr>
+        <w:t xml:space="preserve">   |   </w:t>
+      </w:r>
+      <w:r>
+        <w:rPr>
+          <w:rFonts w:ascii="Calibri" w:eastAsia="Calibri" w:hAnsi="Calibri" w:cs="Calibri"/>
+          <w:color w:val="888888"/>
+          <w:sz w:val="20"/>
+          <w:szCs w:val="20"/>
+        </w:rPr>
+        <w:t>(214) 663-4452</w:t>
+      </w:r>
       <w:r>
         <w:rPr>
           <w:rFonts w:ascii="Calibri" w:eastAsia="Calibri" w:hAnsi="Calibri" w:cs="Calibri"/>
           <w:color w:val="D0D8E4"/>
-          <w:sz w:val="19"/>
-          <w:szCs w:val="19"/>
-        </w:rPr>
-        <w:t xml:space="preserve">   </w:t>
-      </w:r>
-      <w:r>
-        <w:rPr>
-          <w:rFonts w:ascii="Calibri" w:eastAsia="Calibri" w:hAnsi="Calibri" w:cs="Calibri"/>
-          <w:color w:val="888888"/>
-          <w:sz w:val="19"/>
-          <w:szCs w:val="19"/>
-        </w:rPr>
-        <w:t>(</w:t>
-      </w:r>
-      <w:proofErr w:type="gramEnd"/>
-      <w:r>
-        <w:rPr>
-          <w:rFonts w:ascii="Calibri" w:eastAsia="Calibri" w:hAnsi="Calibri" w:cs="Calibri"/>
-          <w:color w:val="888888"/>
-          <w:sz w:val="19"/>
-          <w:szCs w:val="19"/>
-        </w:rPr>
-        <w:t>214) 663-4452</w:t>
+          <w:sz w:val="20"/>
+          <w:szCs w:val="20"/>
+        </w:rPr>
+        <w:t xml:space="preserve">   |   </w:t>
+      </w:r>
+      <w:r>
+        <w:rPr>
+          <w:rFonts w:ascii="Calibri" w:eastAsia="Calibri" w:hAnsi="Calibri" w:cs="Calibri"/>
+          <w:color w:val="888888"/>
+          <w:sz w:val="20"/>
+          <w:szCs w:val="20"/>
+        </w:rPr>
+        <w:t>me@danielbradburry.com</w:t>
       </w:r>
       <w:r>
         <w:rPr>
           <w:rFonts w:ascii="Calibri" w:eastAsia="Calibri" w:hAnsi="Calibri" w:cs="Calibri"/>
           <w:color w:val="D0D8E4"/>
-          <w:sz w:val="19"/>
-          <w:szCs w:val="19"/>
-        </w:rPr>
-        <w:t xml:space="preserve">   |   </w:t>
-      </w:r>
-      <w:r>
-        <w:rPr>
-          <w:rFonts w:ascii="Calibri" w:eastAsia="Calibri" w:hAnsi="Calibri" w:cs="Calibri"/>
-          <w:color w:val="888888"/>
-          <w:sz w:val="19"/>
-          <w:szCs w:val="19"/>
-        </w:rPr>
-        <w:t>me@danielbradburry.com</w:t>
-      </w:r>
-      <w:r>
-        <w:rPr>
-          <w:rFonts w:ascii="Calibri" w:eastAsia="Calibri" w:hAnsi="Calibri" w:cs="Calibri"/>
-          <w:color w:val="D0D8E4"/>
-          <w:sz w:val="19"/>
-          <w:szCs w:val="19"/>
+          <w:sz w:val="20"/>
+          <w:szCs w:val="20"/>
         </w:rPr>
         <w:t xml:space="preserve">   |   </w:t>
       </w:r>
@@ -150,23 +90,11 @@
             <w:rStyle w:val="Hyperlink"/>
             <w:rFonts w:ascii="Calibri" w:eastAsia="Calibri" w:hAnsi="Calibri" w:cs="Calibri"/>
             <w:color w:val="1B3A6B"/>
-            <w:sz w:val="19"/>
-            <w:szCs w:val="19"/>
+            <w:sz w:val="20"/>
+            <w:szCs w:val="20"/>
           </w:rPr>
-          <w:t>linkedin.com/in/</w:t>
+          <w:t>linkedin.com/in/daniel-bradburry</w:t>
         </w:r>
-        <w:proofErr w:type="spellStart"/>
-        <w:r>
-          <w:rPr>
-            <w:rStyle w:val="Hyperlink"/>
-            <w:rFonts w:ascii="Calibri" w:eastAsia="Calibri" w:hAnsi="Calibri" w:cs="Calibri"/>
-            <w:color w:val="1B3A6B"/>
-            <w:sz w:val="19"/>
-            <w:szCs w:val="19"/>
-          </w:rPr>
-          <w:t>daniel-bradburry</w:t>
-        </w:r>
-        <w:proofErr w:type="spellEnd"/>
       </w:hyperlink>
     </w:p>
     <w:p>
@@ -209,6 +137,8 @@
         <w:rPr>
           <w:rFonts w:ascii="Calibri" w:eastAsia="Calibri" w:hAnsi="Calibri" w:cs="Calibri"/>
           <w:color w:val="555555"/>
+          <w:sz w:val="21"/>
+          <w:szCs w:val="21"/>
         </w:rPr>
         <w:t>Senior UI/Full-Stack Engineer with 10+ years of experience building and leading large-scale web applications at Capital One, Vanguard, Upstart, Dell, and Disney. Deep expertise in React, Angular, Next.js, and Node.js with a specialization in micro frontend (MFE) architecture — repeatedly tapped to independently architect and deliver greenfield MFE rewrites, earning multiple internal recognition awards for the results. Proven mentor and technical leader who combines strong engineering fundamentals with a track record of measurable performance, accessibility, and code quality improvements.</w:t>
       </w:r>
@@ -235,533 +165,179 @@
     </w:p>
     <w:p>
       <w:pPr>
-        <w:spacing w:before="60"/>
-      </w:pPr>
-    </w:p>
-    <w:tbl>
-      <w:tblPr>
-        <w:tblW w:w="9360" w:type="dxa"/>
-        <w:tblBorders>
-          <w:top w:val="single" w:sz="4" w:space="0" w:color="auto"/>
-          <w:left w:val="single" w:sz="4" w:space="0" w:color="auto"/>
-          <w:bottom w:val="single" w:sz="4" w:space="0" w:color="auto"/>
-          <w:right w:val="single" w:sz="4" w:space="0" w:color="auto"/>
-          <w:insideH w:val="single" w:sz="4" w:space="0" w:color="auto"/>
-          <w:insideV w:val="single" w:sz="4" w:space="0" w:color="auto"/>
-        </w:tblBorders>
-        <w:tblCellMar>
-          <w:left w:w="10" w:type="dxa"/>
-          <w:right w:w="10" w:type="dxa"/>
-        </w:tblCellMar>
-        <w:tblLook w:val="0000" w:firstRow="0" w:lastRow="0" w:firstColumn="0" w:lastColumn="0" w:noHBand="0" w:noVBand="0"/>
-      </w:tblPr>
-      <w:tblGrid>
-        <w:gridCol w:w="2000"/>
-        <w:gridCol w:w="7360"/>
-      </w:tblGrid>
-      <w:tr>
-        <w:tblPrEx>
-          <w:tblCellMar>
-            <w:top w:w="0" w:type="dxa"/>
-            <w:bottom w:w="0" w:type="dxa"/>
-          </w:tblCellMar>
-        </w:tblPrEx>
-        <w:tc>
-          <w:tcPr>
-            <w:tcW w:w="2000" w:type="dxa"/>
-            <w:tcBorders>
-              <w:top w:val="none" w:sz="0" w:space="0" w:color="FFFFFF"/>
-              <w:left w:val="none" w:sz="0" w:space="0" w:color="FFFFFF"/>
-              <w:bottom w:val="none" w:sz="0" w:space="0" w:color="FFFFFF"/>
-              <w:right w:val="none" w:sz="0" w:space="0" w:color="FFFFFF"/>
-            </w:tcBorders>
-            <w:tcMar>
-              <w:top w:w="40" w:type="dxa"/>
-              <w:left w:w="0" w:type="dxa"/>
-              <w:bottom w:w="40" w:type="dxa"/>
-              <w:right w:w="120" w:type="dxa"/>
-            </w:tcMar>
-          </w:tcPr>
-          <w:p>
-            <w:r>
-              <w:rPr>
-                <w:rFonts w:ascii="Calibri" w:eastAsia="Calibri" w:hAnsi="Calibri" w:cs="Calibri"/>
-                <w:b/>
-                <w:bCs/>
-                <w:color w:val="1B3A6B"/>
-                <w:sz w:val="19"/>
-                <w:szCs w:val="19"/>
-              </w:rPr>
-              <w:t>Languages</w:t>
-            </w:r>
-          </w:p>
-        </w:tc>
-        <w:tc>
-          <w:tcPr>
-            <w:tcW w:w="7360" w:type="dxa"/>
-            <w:tcBorders>
-              <w:top w:val="none" w:sz="0" w:space="0" w:color="FFFFFF"/>
-              <w:left w:val="none" w:sz="0" w:space="0" w:color="FFFFFF"/>
-              <w:bottom w:val="none" w:sz="0" w:space="0" w:color="FFFFFF"/>
-              <w:right w:val="none" w:sz="0" w:space="0" w:color="FFFFFF"/>
-            </w:tcBorders>
-            <w:tcMar>
-              <w:top w:w="40" w:type="dxa"/>
-              <w:left w:w="0" w:type="dxa"/>
-              <w:bottom w:w="40" w:type="dxa"/>
-              <w:right w:w="0" w:type="dxa"/>
-            </w:tcMar>
-          </w:tcPr>
-          <w:p>
-            <w:r>
-              <w:rPr>
-                <w:rFonts w:ascii="Calibri" w:eastAsia="Calibri" w:hAnsi="Calibri" w:cs="Calibri"/>
-                <w:color w:val="555555"/>
-                <w:sz w:val="19"/>
-                <w:szCs w:val="19"/>
-              </w:rPr>
-              <w:t>JavaScript (ES6+), TypeScript, HTML5, CSS3 / SCSS</w:t>
-            </w:r>
-          </w:p>
-        </w:tc>
-      </w:tr>
-      <w:tr>
-        <w:tblPrEx>
-          <w:tblCellMar>
-            <w:top w:w="0" w:type="dxa"/>
-            <w:bottom w:w="0" w:type="dxa"/>
-          </w:tblCellMar>
-        </w:tblPrEx>
-        <w:tc>
-          <w:tcPr>
-            <w:tcW w:w="2000" w:type="dxa"/>
-            <w:tcBorders>
-              <w:top w:val="none" w:sz="0" w:space="0" w:color="FFFFFF"/>
-              <w:left w:val="none" w:sz="0" w:space="0" w:color="FFFFFF"/>
-              <w:bottom w:val="none" w:sz="0" w:space="0" w:color="FFFFFF"/>
-              <w:right w:val="none" w:sz="0" w:space="0" w:color="FFFFFF"/>
-            </w:tcBorders>
-            <w:tcMar>
-              <w:top w:w="40" w:type="dxa"/>
-              <w:left w:w="0" w:type="dxa"/>
-              <w:bottom w:w="40" w:type="dxa"/>
-              <w:right w:w="120" w:type="dxa"/>
-            </w:tcMar>
-          </w:tcPr>
-          <w:p>
-            <w:r>
-              <w:rPr>
-                <w:rFonts w:ascii="Calibri" w:eastAsia="Calibri" w:hAnsi="Calibri" w:cs="Calibri"/>
-                <w:b/>
-                <w:bCs/>
-                <w:color w:val="1B3A6B"/>
-                <w:sz w:val="19"/>
-                <w:szCs w:val="19"/>
-              </w:rPr>
-              <w:t>Frameworks</w:t>
-            </w:r>
-          </w:p>
-        </w:tc>
-        <w:tc>
-          <w:tcPr>
-            <w:tcW w:w="7360" w:type="dxa"/>
-            <w:tcBorders>
-              <w:top w:val="none" w:sz="0" w:space="0" w:color="FFFFFF"/>
-              <w:left w:val="none" w:sz="0" w:space="0" w:color="FFFFFF"/>
-              <w:bottom w:val="none" w:sz="0" w:space="0" w:color="FFFFFF"/>
-              <w:right w:val="none" w:sz="0" w:space="0" w:color="FFFFFF"/>
-            </w:tcBorders>
-            <w:tcMar>
-              <w:top w:w="40" w:type="dxa"/>
-              <w:left w:w="0" w:type="dxa"/>
-              <w:bottom w:w="40" w:type="dxa"/>
-              <w:right w:w="0" w:type="dxa"/>
-            </w:tcMar>
-          </w:tcPr>
-          <w:p>
-            <w:r>
-              <w:rPr>
-                <w:rFonts w:ascii="Calibri" w:eastAsia="Calibri" w:hAnsi="Calibri" w:cs="Calibri"/>
-                <w:color w:val="555555"/>
-                <w:sz w:val="19"/>
-                <w:szCs w:val="19"/>
-              </w:rPr>
-              <w:t xml:space="preserve">React, Next.js, Angular (v1–v11), </w:t>
-            </w:r>
-            <w:proofErr w:type="spellStart"/>
-            <w:r>
-              <w:rPr>
-                <w:rFonts w:ascii="Calibri" w:eastAsia="Calibri" w:hAnsi="Calibri" w:cs="Calibri"/>
-                <w:color w:val="555555"/>
-                <w:sz w:val="19"/>
-                <w:szCs w:val="19"/>
-              </w:rPr>
-              <w:t>LitElement</w:t>
-            </w:r>
-            <w:proofErr w:type="spellEnd"/>
-            <w:r>
-              <w:rPr>
-                <w:rFonts w:ascii="Calibri" w:eastAsia="Calibri" w:hAnsi="Calibri" w:cs="Calibri"/>
-                <w:color w:val="555555"/>
-                <w:sz w:val="19"/>
-                <w:szCs w:val="19"/>
-              </w:rPr>
-              <w:t>, Node.js, Express</w:t>
-            </w:r>
-          </w:p>
-        </w:tc>
-      </w:tr>
-      <w:tr>
-        <w:tblPrEx>
-          <w:tblCellMar>
-            <w:top w:w="0" w:type="dxa"/>
-            <w:bottom w:w="0" w:type="dxa"/>
-          </w:tblCellMar>
-        </w:tblPrEx>
-        <w:tc>
-          <w:tcPr>
-            <w:tcW w:w="2000" w:type="dxa"/>
-            <w:tcBorders>
-              <w:top w:val="none" w:sz="0" w:space="0" w:color="FFFFFF"/>
-              <w:left w:val="none" w:sz="0" w:space="0" w:color="FFFFFF"/>
-              <w:bottom w:val="none" w:sz="0" w:space="0" w:color="FFFFFF"/>
-              <w:right w:val="none" w:sz="0" w:space="0" w:color="FFFFFF"/>
-            </w:tcBorders>
-            <w:tcMar>
-              <w:top w:w="40" w:type="dxa"/>
-              <w:left w:w="0" w:type="dxa"/>
-              <w:bottom w:w="40" w:type="dxa"/>
-              <w:right w:w="120" w:type="dxa"/>
-            </w:tcMar>
-          </w:tcPr>
-          <w:p>
-            <w:r>
-              <w:rPr>
-                <w:rFonts w:ascii="Calibri" w:eastAsia="Calibri" w:hAnsi="Calibri" w:cs="Calibri"/>
-                <w:b/>
-                <w:bCs/>
-                <w:color w:val="1B3A6B"/>
-                <w:sz w:val="19"/>
-                <w:szCs w:val="19"/>
-              </w:rPr>
-              <w:t>MFE / Arch</w:t>
-            </w:r>
-          </w:p>
-        </w:tc>
-        <w:tc>
-          <w:tcPr>
-            <w:tcW w:w="7360" w:type="dxa"/>
-            <w:tcBorders>
-              <w:top w:val="none" w:sz="0" w:space="0" w:color="FFFFFF"/>
-              <w:left w:val="none" w:sz="0" w:space="0" w:color="FFFFFF"/>
-              <w:bottom w:val="none" w:sz="0" w:space="0" w:color="FFFFFF"/>
-              <w:right w:val="none" w:sz="0" w:space="0" w:color="FFFFFF"/>
-            </w:tcBorders>
-            <w:tcMar>
-              <w:top w:w="40" w:type="dxa"/>
-              <w:left w:w="0" w:type="dxa"/>
-              <w:bottom w:w="40" w:type="dxa"/>
-              <w:right w:w="0" w:type="dxa"/>
-            </w:tcMar>
-          </w:tcPr>
-          <w:p>
-            <w:r>
-              <w:rPr>
-                <w:rFonts w:ascii="Calibri" w:eastAsia="Calibri" w:hAnsi="Calibri" w:cs="Calibri"/>
-                <w:color w:val="555555"/>
-                <w:sz w:val="19"/>
-                <w:szCs w:val="19"/>
-              </w:rPr>
-              <w:t>Micro Frontend Architecture, Web Components, Module Federation</w:t>
-            </w:r>
-          </w:p>
-        </w:tc>
-      </w:tr>
-      <w:tr>
-        <w:tblPrEx>
-          <w:tblCellMar>
-            <w:top w:w="0" w:type="dxa"/>
-            <w:bottom w:w="0" w:type="dxa"/>
-          </w:tblCellMar>
-        </w:tblPrEx>
-        <w:tc>
-          <w:tcPr>
-            <w:tcW w:w="2000" w:type="dxa"/>
-            <w:tcBorders>
-              <w:top w:val="none" w:sz="0" w:space="0" w:color="FFFFFF"/>
-              <w:left w:val="none" w:sz="0" w:space="0" w:color="FFFFFF"/>
-              <w:bottom w:val="none" w:sz="0" w:space="0" w:color="FFFFFF"/>
-              <w:right w:val="none" w:sz="0" w:space="0" w:color="FFFFFF"/>
-            </w:tcBorders>
-            <w:tcMar>
-              <w:top w:w="40" w:type="dxa"/>
-              <w:left w:w="0" w:type="dxa"/>
-              <w:bottom w:w="40" w:type="dxa"/>
-              <w:right w:w="120" w:type="dxa"/>
-            </w:tcMar>
-          </w:tcPr>
-          <w:p>
-            <w:r>
-              <w:rPr>
-                <w:rFonts w:ascii="Calibri" w:eastAsia="Calibri" w:hAnsi="Calibri" w:cs="Calibri"/>
-                <w:b/>
-                <w:bCs/>
-                <w:color w:val="1B3A6B"/>
-                <w:sz w:val="19"/>
-                <w:szCs w:val="19"/>
-              </w:rPr>
-              <w:t>Cloud / DevOps</w:t>
-            </w:r>
-          </w:p>
-        </w:tc>
-        <w:tc>
-          <w:tcPr>
-            <w:tcW w:w="7360" w:type="dxa"/>
-            <w:tcBorders>
-              <w:top w:val="none" w:sz="0" w:space="0" w:color="FFFFFF"/>
-              <w:left w:val="none" w:sz="0" w:space="0" w:color="FFFFFF"/>
-              <w:bottom w:val="none" w:sz="0" w:space="0" w:color="FFFFFF"/>
-              <w:right w:val="none" w:sz="0" w:space="0" w:color="FFFFFF"/>
-            </w:tcBorders>
-            <w:tcMar>
-              <w:top w:w="40" w:type="dxa"/>
-              <w:left w:w="0" w:type="dxa"/>
-              <w:bottom w:w="40" w:type="dxa"/>
-              <w:right w:w="0" w:type="dxa"/>
-            </w:tcMar>
-          </w:tcPr>
-          <w:p>
-            <w:r>
-              <w:rPr>
-                <w:rFonts w:ascii="Calibri" w:eastAsia="Calibri" w:hAnsi="Calibri" w:cs="Calibri"/>
-                <w:color w:val="555555"/>
-                <w:sz w:val="19"/>
-                <w:szCs w:val="19"/>
-              </w:rPr>
-              <w:t xml:space="preserve">AWS (S3, ECS, EC2, CloudFront, Route 53, </w:t>
-            </w:r>
-            <w:proofErr w:type="spellStart"/>
-            <w:r>
-              <w:rPr>
-                <w:rFonts w:ascii="Calibri" w:eastAsia="Calibri" w:hAnsi="Calibri" w:cs="Calibri"/>
-                <w:color w:val="555555"/>
-                <w:sz w:val="19"/>
-                <w:szCs w:val="19"/>
-              </w:rPr>
-              <w:t>CodePipeline</w:t>
-            </w:r>
-            <w:proofErr w:type="spellEnd"/>
-            <w:r>
-              <w:rPr>
-                <w:rFonts w:ascii="Calibri" w:eastAsia="Calibri" w:hAnsi="Calibri" w:cs="Calibri"/>
-                <w:color w:val="555555"/>
-                <w:sz w:val="19"/>
-                <w:szCs w:val="19"/>
-              </w:rPr>
-              <w:t>), Docker, CI/CD</w:t>
-            </w:r>
-          </w:p>
-        </w:tc>
-      </w:tr>
-      <w:tr>
-        <w:tblPrEx>
-          <w:tblCellMar>
-            <w:top w:w="0" w:type="dxa"/>
-            <w:bottom w:w="0" w:type="dxa"/>
-          </w:tblCellMar>
-        </w:tblPrEx>
-        <w:tc>
-          <w:tcPr>
-            <w:tcW w:w="2000" w:type="dxa"/>
-            <w:tcBorders>
-              <w:top w:val="none" w:sz="0" w:space="0" w:color="FFFFFF"/>
-              <w:left w:val="none" w:sz="0" w:space="0" w:color="FFFFFF"/>
-              <w:bottom w:val="none" w:sz="0" w:space="0" w:color="FFFFFF"/>
-              <w:right w:val="none" w:sz="0" w:space="0" w:color="FFFFFF"/>
-            </w:tcBorders>
-            <w:tcMar>
-              <w:top w:w="40" w:type="dxa"/>
-              <w:left w:w="0" w:type="dxa"/>
-              <w:bottom w:w="40" w:type="dxa"/>
-              <w:right w:w="120" w:type="dxa"/>
-            </w:tcMar>
-          </w:tcPr>
-          <w:p>
-            <w:r>
-              <w:rPr>
-                <w:rFonts w:ascii="Calibri" w:eastAsia="Calibri" w:hAnsi="Calibri" w:cs="Calibri"/>
-                <w:b/>
-                <w:bCs/>
-                <w:color w:val="1B3A6B"/>
-                <w:sz w:val="19"/>
-                <w:szCs w:val="19"/>
-              </w:rPr>
-              <w:t>Testing</w:t>
-            </w:r>
-          </w:p>
-        </w:tc>
-        <w:tc>
-          <w:tcPr>
-            <w:tcW w:w="7360" w:type="dxa"/>
-            <w:tcBorders>
-              <w:top w:val="none" w:sz="0" w:space="0" w:color="FFFFFF"/>
-              <w:left w:val="none" w:sz="0" w:space="0" w:color="FFFFFF"/>
-              <w:bottom w:val="none" w:sz="0" w:space="0" w:color="FFFFFF"/>
-              <w:right w:val="none" w:sz="0" w:space="0" w:color="FFFFFF"/>
-            </w:tcBorders>
-            <w:tcMar>
-              <w:top w:w="40" w:type="dxa"/>
-              <w:left w:w="0" w:type="dxa"/>
-              <w:bottom w:w="40" w:type="dxa"/>
-              <w:right w:w="0" w:type="dxa"/>
-            </w:tcMar>
-          </w:tcPr>
-          <w:p>
-            <w:r>
-              <w:rPr>
-                <w:rFonts w:ascii="Calibri" w:eastAsia="Calibri" w:hAnsi="Calibri" w:cs="Calibri"/>
-                <w:color w:val="555555"/>
-                <w:sz w:val="19"/>
-                <w:szCs w:val="19"/>
-              </w:rPr>
-              <w:t>Jest, Cypress, Jasmine, Protractor</w:t>
-            </w:r>
-          </w:p>
-        </w:tc>
-      </w:tr>
-      <w:tr>
-        <w:tblPrEx>
-          <w:tblCellMar>
-            <w:top w:w="0" w:type="dxa"/>
-            <w:bottom w:w="0" w:type="dxa"/>
-          </w:tblCellMar>
-        </w:tblPrEx>
-        <w:tc>
-          <w:tcPr>
-            <w:tcW w:w="2000" w:type="dxa"/>
-            <w:tcBorders>
-              <w:top w:val="none" w:sz="0" w:space="0" w:color="FFFFFF"/>
-              <w:left w:val="none" w:sz="0" w:space="0" w:color="FFFFFF"/>
-              <w:bottom w:val="none" w:sz="0" w:space="0" w:color="FFFFFF"/>
-              <w:right w:val="none" w:sz="0" w:space="0" w:color="FFFFFF"/>
-            </w:tcBorders>
-            <w:tcMar>
-              <w:top w:w="40" w:type="dxa"/>
-              <w:left w:w="0" w:type="dxa"/>
-              <w:bottom w:w="40" w:type="dxa"/>
-              <w:right w:w="120" w:type="dxa"/>
-            </w:tcMar>
-          </w:tcPr>
-          <w:p>
-            <w:r>
-              <w:rPr>
-                <w:rFonts w:ascii="Calibri" w:eastAsia="Calibri" w:hAnsi="Calibri" w:cs="Calibri"/>
-                <w:b/>
-                <w:bCs/>
-                <w:color w:val="1B3A6B"/>
-                <w:sz w:val="19"/>
-                <w:szCs w:val="19"/>
-              </w:rPr>
-              <w:t>Practices</w:t>
-            </w:r>
-          </w:p>
-        </w:tc>
-        <w:tc>
-          <w:tcPr>
-            <w:tcW w:w="7360" w:type="dxa"/>
-            <w:tcBorders>
-              <w:top w:val="none" w:sz="0" w:space="0" w:color="FFFFFF"/>
-              <w:left w:val="none" w:sz="0" w:space="0" w:color="FFFFFF"/>
-              <w:bottom w:val="none" w:sz="0" w:space="0" w:color="FFFFFF"/>
-              <w:right w:val="none" w:sz="0" w:space="0" w:color="FFFFFF"/>
-            </w:tcBorders>
-            <w:tcMar>
-              <w:top w:w="40" w:type="dxa"/>
-              <w:left w:w="0" w:type="dxa"/>
-              <w:bottom w:w="40" w:type="dxa"/>
-              <w:right w:w="0" w:type="dxa"/>
-            </w:tcMar>
-          </w:tcPr>
-          <w:p>
-            <w:r>
-              <w:rPr>
-                <w:rFonts w:ascii="Calibri" w:eastAsia="Calibri" w:hAnsi="Calibri" w:cs="Calibri"/>
-                <w:color w:val="555555"/>
-                <w:sz w:val="19"/>
-                <w:szCs w:val="19"/>
-              </w:rPr>
-              <w:t>Responsive Design, A11Y / WCAG, TDD, MVC, Code Reviews</w:t>
-            </w:r>
-          </w:p>
-        </w:tc>
-      </w:tr>
-      <w:tr>
-        <w:tblPrEx>
-          <w:tblCellMar>
-            <w:top w:w="0" w:type="dxa"/>
-            <w:bottom w:w="0" w:type="dxa"/>
-          </w:tblCellMar>
-        </w:tblPrEx>
-        <w:tc>
-          <w:tcPr>
-            <w:tcW w:w="2000" w:type="dxa"/>
-            <w:tcBorders>
-              <w:top w:val="none" w:sz="0" w:space="0" w:color="FFFFFF"/>
-              <w:left w:val="none" w:sz="0" w:space="0" w:color="FFFFFF"/>
-              <w:bottom w:val="none" w:sz="0" w:space="0" w:color="FFFFFF"/>
-              <w:right w:val="none" w:sz="0" w:space="0" w:color="FFFFFF"/>
-            </w:tcBorders>
-            <w:tcMar>
-              <w:top w:w="40" w:type="dxa"/>
-              <w:left w:w="0" w:type="dxa"/>
-              <w:bottom w:w="40" w:type="dxa"/>
-              <w:right w:w="120" w:type="dxa"/>
-            </w:tcMar>
-          </w:tcPr>
-          <w:p>
-            <w:r>
-              <w:rPr>
-                <w:rFonts w:ascii="Calibri" w:eastAsia="Calibri" w:hAnsi="Calibri" w:cs="Calibri"/>
-                <w:b/>
-                <w:bCs/>
-                <w:color w:val="1B3A6B"/>
-                <w:sz w:val="19"/>
-                <w:szCs w:val="19"/>
-              </w:rPr>
-              <w:t>Tooling</w:t>
-            </w:r>
-          </w:p>
-        </w:tc>
-        <w:tc>
-          <w:tcPr>
-            <w:tcW w:w="7360" w:type="dxa"/>
-            <w:tcBorders>
-              <w:top w:val="none" w:sz="0" w:space="0" w:color="FFFFFF"/>
-              <w:left w:val="none" w:sz="0" w:space="0" w:color="FFFFFF"/>
-              <w:bottom w:val="none" w:sz="0" w:space="0" w:color="FFFFFF"/>
-              <w:right w:val="none" w:sz="0" w:space="0" w:color="FFFFFF"/>
-            </w:tcBorders>
-            <w:tcMar>
-              <w:top w:w="40" w:type="dxa"/>
-              <w:left w:w="0" w:type="dxa"/>
-              <w:bottom w:w="40" w:type="dxa"/>
-              <w:right w:w="0" w:type="dxa"/>
-            </w:tcMar>
-          </w:tcPr>
-          <w:p>
-            <w:r>
-              <w:rPr>
-                <w:rFonts w:ascii="Calibri" w:eastAsia="Calibri" w:hAnsi="Calibri" w:cs="Calibri"/>
-                <w:color w:val="555555"/>
-                <w:sz w:val="19"/>
-                <w:szCs w:val="19"/>
-              </w:rPr>
-              <w:t>Git, NPM, Secrets Manager, Cursor IDE, Claude Code</w:t>
-            </w:r>
-          </w:p>
-        </w:tc>
-      </w:tr>
-    </w:tbl>
+        <w:spacing w:before="20" w:after="20"/>
+      </w:pPr>
+      <w:r>
+        <w:rPr>
+          <w:rFonts w:ascii="Calibri" w:eastAsia="Calibri" w:hAnsi="Calibri" w:cs="Calibri"/>
+          <w:b/>
+          <w:bCs/>
+          <w:color w:val="1B3A6B"/>
+          <w:sz w:val="21"/>
+          <w:szCs w:val="21"/>
+        </w:rPr>
+        <w:t xml:space="preserve">Languages: </w:t>
+      </w:r>
+      <w:r>
+        <w:rPr>
+          <w:rFonts w:ascii="Calibri" w:eastAsia="Calibri" w:hAnsi="Calibri" w:cs="Calibri"/>
+          <w:color w:val="555555"/>
+          <w:sz w:val="21"/>
+          <w:szCs w:val="21"/>
+        </w:rPr>
+        <w:t xml:space="preserve">JavaScript (ES6+), TypeScript, HTML5, CSS3 / SCSS</w:t>
+      </w:r>
+    </w:p>
+    <w:p>
+      <w:pPr>
+        <w:spacing w:before="20" w:after="20"/>
+      </w:pPr>
+      <w:r>
+        <w:rPr>
+          <w:rFonts w:ascii="Calibri" w:eastAsia="Calibri" w:hAnsi="Calibri" w:cs="Calibri"/>
+          <w:b/>
+          <w:bCs/>
+          <w:color w:val="1B3A6B"/>
+          <w:sz w:val="21"/>
+          <w:szCs w:val="21"/>
+        </w:rPr>
+        <w:t xml:space="preserve">Frameworks: </w:t>
+      </w:r>
+      <w:r>
+        <w:rPr>
+          <w:rFonts w:ascii="Calibri" w:eastAsia="Calibri" w:hAnsi="Calibri" w:cs="Calibri"/>
+          <w:color w:val="555555"/>
+          <w:sz w:val="21"/>
+          <w:szCs w:val="21"/>
+        </w:rPr>
+        <w:t xml:space="preserve">React, Next.js, Angular (v1–v11), LitElement, Node.js, Express</w:t>
+      </w:r>
+    </w:p>
+    <w:p>
+      <w:pPr>
+        <w:spacing w:before="20" w:after="20"/>
+      </w:pPr>
+      <w:r>
+        <w:rPr>
+          <w:rFonts w:ascii="Calibri" w:eastAsia="Calibri" w:hAnsi="Calibri" w:cs="Calibri"/>
+          <w:b/>
+          <w:bCs/>
+          <w:color w:val="1B3A6B"/>
+          <w:sz w:val="21"/>
+          <w:szCs w:val="21"/>
+        </w:rPr>
+        <w:t xml:space="preserve">MFE / Arch: </w:t>
+      </w:r>
+      <w:r>
+        <w:rPr>
+          <w:rFonts w:ascii="Calibri" w:eastAsia="Calibri" w:hAnsi="Calibri" w:cs="Calibri"/>
+          <w:color w:val="555555"/>
+          <w:sz w:val="21"/>
+          <w:szCs w:val="21"/>
+        </w:rPr>
+        <w:t xml:space="preserve">Micro Frontend Architecture, Web Components, Module Federation</w:t>
+      </w:r>
+    </w:p>
+    <w:p>
+      <w:pPr>
+        <w:spacing w:before="20" w:after="20"/>
+      </w:pPr>
+      <w:r>
+        <w:rPr>
+          <w:rFonts w:ascii="Calibri" w:eastAsia="Calibri" w:hAnsi="Calibri" w:cs="Calibri"/>
+          <w:b/>
+          <w:bCs/>
+          <w:color w:val="1B3A6B"/>
+          <w:sz w:val="21"/>
+          <w:szCs w:val="21"/>
+        </w:rPr>
+        <w:t xml:space="preserve">Cloud / DevOps: </w:t>
+      </w:r>
+      <w:r>
+        <w:rPr>
+          <w:rFonts w:ascii="Calibri" w:eastAsia="Calibri" w:hAnsi="Calibri" w:cs="Calibri"/>
+          <w:color w:val="555555"/>
+          <w:sz w:val="21"/>
+          <w:szCs w:val="21"/>
+        </w:rPr>
+        <w:t xml:space="preserve">AWS (S3, ECS, EC2, CloudFront, Route 53, CodePipeline), Docker, CI/CD</w:t>
+      </w:r>
+    </w:p>
+    <w:p>
+      <w:pPr>
+        <w:spacing w:before="20" w:after="20"/>
+      </w:pPr>
+      <w:r>
+        <w:rPr>
+          <w:rFonts w:ascii="Calibri" w:eastAsia="Calibri" w:hAnsi="Calibri" w:cs="Calibri"/>
+          <w:b/>
+          <w:bCs/>
+          <w:color w:val="1B3A6B"/>
+          <w:sz w:val="21"/>
+          <w:szCs w:val="21"/>
+        </w:rPr>
+        <w:t xml:space="preserve">Testing: </w:t>
+      </w:r>
+      <w:r>
+        <w:rPr>
+          <w:rFonts w:ascii="Calibri" w:eastAsia="Calibri" w:hAnsi="Calibri" w:cs="Calibri"/>
+          <w:color w:val="555555"/>
+          <w:sz w:val="21"/>
+          <w:szCs w:val="21"/>
+        </w:rPr>
+        <w:t xml:space="preserve">Jest, Cypress, Jasmine, Protractor</w:t>
+      </w:r>
+    </w:p>
+    <w:p>
+      <w:pPr>
+        <w:spacing w:before="20" w:after="20"/>
+      </w:pPr>
+      <w:r>
+        <w:rPr>
+          <w:rFonts w:ascii="Calibri" w:eastAsia="Calibri" w:hAnsi="Calibri" w:cs="Calibri"/>
+          <w:b/>
+          <w:bCs/>
+          <w:color w:val="1B3A6B"/>
+          <w:sz w:val="21"/>
+          <w:szCs w:val="21"/>
+        </w:rPr>
+        <w:t xml:space="preserve">Practices: </w:t>
+      </w:r>
+      <w:r>
+        <w:rPr>
+          <w:rFonts w:ascii="Calibri" w:eastAsia="Calibri" w:hAnsi="Calibri" w:cs="Calibri"/>
+          <w:color w:val="555555"/>
+          <w:sz w:val="21"/>
+          <w:szCs w:val="21"/>
+        </w:rPr>
+        <w:t xml:space="preserve">Responsive Design, A11Y / WCAG, TDD, MVC, Code Reviews</w:t>
+      </w:r>
+    </w:p>
+    <w:p>
+      <w:pPr>
+        <w:spacing w:before="20" w:after="20"/>
+      </w:pPr>
+      <w:r>
+        <w:rPr>
+          <w:rFonts w:ascii="Calibri" w:eastAsia="Calibri" w:hAnsi="Calibri" w:cs="Calibri"/>
+          <w:b/>
+          <w:bCs/>
+          <w:color w:val="1B3A6B"/>
+          <w:sz w:val="21"/>
+          <w:szCs w:val="21"/>
+        </w:rPr>
+        <w:t xml:space="preserve">Tooling: </w:t>
+      </w:r>
+      <w:r>
+        <w:rPr>
+          <w:rFonts w:ascii="Calibri" w:eastAsia="Calibri" w:hAnsi="Calibri" w:cs="Calibri"/>
+          <w:color w:val="555555"/>
+          <w:sz w:val="21"/>
+          <w:szCs w:val="21"/>
+        </w:rPr>
+        <w:t xml:space="preserve">Git, NPM, Secrets Manager, Cursor IDE, Claude Code</w:t>
+      </w:r>
+    </w:p>
     <w:p>
       <w:pPr>
         <w:pBdr>
@@ -784,68 +360,43 @@
     </w:p>
     <w:p>
       <w:pPr>
+        <w:keepNext/>
+        <w:spacing w:before="160" w:after="0"/>
+      </w:pPr>
+      <w:r>
+        <w:rPr>
+          <w:rFonts w:ascii="Calibri" w:eastAsia="Calibri" w:hAnsi="Calibri" w:cs="Calibri"/>
+          <w:b/>
+          <w:bCs/>
+          <w:color w:val="1B3A6B"/>
+          <w:sz w:val="22"/>
+          <w:szCs w:val="22"/>
+        </w:rPr>
+        <w:t xml:space="preserve">CPJ Association Management</w:t>
+      </w:r>
+    </w:p>
+    <w:p>
+      <w:pPr>
         <w:tabs>
           <w:tab w:val="right" w:pos="9360"/>
         </w:tabs>
-        <w:spacing w:before="160" w:after="30"/>
-      </w:pPr>
-      <w:r>
-        <w:rPr>
-          <w:rFonts w:ascii="Calibri" w:eastAsia="Calibri" w:hAnsi="Calibri" w:cs="Calibri"/>
-          <w:b/>
-          <w:bCs/>
-          <w:color w:val="1B3A6B"/>
+        <w:spacing w:before="0" w:after="30"/>
+      </w:pPr>
+      <w:r>
+        <w:rPr>
+          <w:rFonts w:ascii="Calibri" w:eastAsia="Calibri" w:hAnsi="Calibri" w:cs="Calibri"/>
+          <w:color w:val="555555"/>
           <w:sz w:val="22"/>
           <w:szCs w:val="22"/>
         </w:rPr>
-        <w:t xml:space="preserve">Capital </w:t>
-      </w:r>
-      <w:proofErr w:type="gramStart"/>
-      <w:r>
-        <w:rPr>
-          <w:rFonts w:ascii="Calibri" w:eastAsia="Calibri" w:hAnsi="Calibri" w:cs="Calibri"/>
-          <w:b/>
-          <w:bCs/>
-          <w:color w:val="1B3A6B"/>
+        <w:t xml:space="preserve">Founder &amp; Lead Engineer</w:t>
+      </w:r>
+      <w:r>
+        <w:rPr>
+          <w:rFonts w:ascii="Calibri" w:eastAsia="Calibri" w:hAnsi="Calibri" w:cs="Calibri"/>
           <w:sz w:val="22"/>
           <w:szCs w:val="22"/>
         </w:rPr>
-        <w:t>One</w:t>
-      </w:r>
-      <w:r>
-        <w:rPr>
-          <w:rFonts w:ascii="Calibri" w:eastAsia="Calibri" w:hAnsi="Calibri" w:cs="Calibri"/>
-          <w:color w:val="888888"/>
-          <w:sz w:val="22"/>
-          <w:szCs w:val="22"/>
-        </w:rPr>
-        <w:t xml:space="preserve">  ·</w:t>
-      </w:r>
-      <w:proofErr w:type="gramEnd"/>
-      <w:r>
-        <w:rPr>
-          <w:rFonts w:ascii="Calibri" w:eastAsia="Calibri" w:hAnsi="Calibri" w:cs="Calibri"/>
-          <w:color w:val="888888"/>
-          <w:sz w:val="22"/>
-          <w:szCs w:val="22"/>
-        </w:rPr>
-        <w:t xml:space="preserve">  </w:t>
-      </w:r>
-      <w:r>
-        <w:rPr>
-          <w:rFonts w:ascii="Calibri" w:eastAsia="Calibri" w:hAnsi="Calibri" w:cs="Calibri"/>
-          <w:color w:val="555555"/>
-          <w:sz w:val="22"/>
-          <w:szCs w:val="22"/>
-        </w:rPr>
-        <w:t>Senior UI Developer, Principal Associate</w:t>
-      </w:r>
-      <w:r>
-        <w:rPr>
-          <w:rFonts w:ascii="Calibri" w:eastAsia="Calibri" w:hAnsi="Calibri" w:cs="Calibri"/>
-          <w:sz w:val="22"/>
-          <w:szCs w:val="22"/>
-        </w:rPr>
         <w:tab/>
       </w:r>
       <w:r>
@@ -854,17 +405,10 @@
           <w:i/>
           <w:iCs/>
           <w:color w:val="888888"/>
-        </w:rPr>
-        <w:t xml:space="preserve">Feb 2024 – </w:t>
-      </w:r>
-      <w:r>
-        <w:rPr>
-          <w:rFonts w:ascii="Calibri" w:eastAsia="Calibri" w:hAnsi="Calibri" w:cs="Calibri"/>
-          <w:i/>
-          <w:iCs/>
-          <w:color w:val="888888"/>
-        </w:rPr>
-        <w:t>Sep 2026</w:t>
+          <w:sz w:val="21"/>
+          <w:szCs w:val="21"/>
+        </w:rPr>
+        <w:t xml:space="preserve">2018 – Present</w:t>
       </w:r>
     </w:p>
     <w:p>
@@ -880,8 +424,10 @@
         <w:rPr>
           <w:rFonts w:ascii="Calibri" w:eastAsia="Calibri" w:hAnsi="Calibri" w:cs="Calibri"/>
           <w:color w:val="555555"/>
-        </w:rPr>
-        <w:t>Go-to engineer for MFE rewrites — independently architected and delivered multiple greenfield micro frontend applications, each recognized with internal awards for execution quality and delivery speed.</w:t>
+          <w:sz w:val="21"/>
+          <w:szCs w:val="21"/>
+        </w:rPr>
+        <w:t>Founded and architected a production SaaS platform serving 100+ association clients with tools for online awards programs, event management, and Parade of Homes tours.</w:t>
       </w:r>
     </w:p>
     <w:p>
@@ -897,24 +443,10 @@
         <w:rPr>
           <w:rFonts w:ascii="Calibri" w:eastAsia="Calibri" w:hAnsi="Calibri" w:cs="Calibri"/>
           <w:color w:val="555555"/>
-        </w:rPr>
-        <w:t xml:space="preserve">Led migration of a legacy Angular application to a modern </w:t>
-      </w:r>
-      <w:proofErr w:type="spellStart"/>
-      <w:r>
-        <w:rPr>
-          <w:rFonts w:ascii="Calibri" w:eastAsia="Calibri" w:hAnsi="Calibri" w:cs="Calibri"/>
-          <w:color w:val="555555"/>
-        </w:rPr>
-        <w:t>LitElement</w:t>
-      </w:r>
-      <w:proofErr w:type="spellEnd"/>
-      <w:r>
-        <w:rPr>
-          <w:rFonts w:ascii="Calibri" w:eastAsia="Calibri" w:hAnsi="Calibri" w:cs="Calibri"/>
-          <w:color w:val="555555"/>
-        </w:rPr>
-        <w:t>-based MFE, introducing modular, reusable component patterns adopted across the team.</w:t>
+          <w:sz w:val="21"/>
+          <w:szCs w:val="21"/>
+        </w:rPr>
+        <w:t>Built a full-stack application using React, Next.js, and Node.js/Express with role-based auth, RESTful APIs, and a multi-tenant CMS.</w:t>
       </w:r>
     </w:p>
     <w:p>
@@ -930,8 +462,103 @@
         <w:rPr>
           <w:rFonts w:ascii="Calibri" w:eastAsia="Calibri" w:hAnsi="Calibri" w:cs="Calibri"/>
           <w:color w:val="555555"/>
-        </w:rPr>
-        <w:t>Refactored core codebases to enforce single-responsibility principles and eliminate algorithmic inefficiencies, improving runtime performance across high-traffic flows.</w:t>
+          <w:sz w:val="21"/>
+          <w:szCs w:val="21"/>
+        </w:rPr>
+        <w:t>Designed and operates AWS cloud infrastructure (S3, ECS, EC2, CloudFront, Route 53, CodePipeline) with CI/CD pipelines for zero-downtime deployments.</w:t>
+      </w:r>
+    </w:p>
+    <w:p>
+      <w:pPr>
+        <w:spacing w:before="50"/>
+      </w:pPr>
+      <w:r>
+        <w:rPr>
+          <w:rFonts w:ascii="Calibri" w:eastAsia="Calibri" w:hAnsi="Calibri" w:cs="Calibri"/>
+          <w:b/>
+          <w:bCs/>
+          <w:i/>
+          <w:iCs/>
+          <w:color w:val="888888"/>
+          <w:sz w:val="20"/>
+          <w:szCs w:val="20"/>
+        </w:rPr>
+        <w:t xml:space="preserve">Tech: </w:t>
+      </w:r>
+      <w:r>
+        <w:rPr>
+          <w:rFonts w:ascii="Calibri" w:eastAsia="Calibri" w:hAnsi="Calibri" w:cs="Calibri"/>
+          <w:i/>
+          <w:iCs/>
+          <w:color w:val="888888"/>
+          <w:sz w:val="20"/>
+          <w:szCs w:val="20"/>
+        </w:rPr>
+        <w:t>React, Next.js, Node.js, Express, MySQL, AWS, CI/CD</w:t>
+      </w:r>
+    </w:p>
+    <w:p>
+      <w:pPr>
+        <w:keepNext/>
+        <w:spacing w:before="160" w:after="0"/>
+      </w:pPr>
+      <w:r>
+        <w:rPr>
+          <w:rFonts w:ascii="Calibri" w:eastAsia="Calibri" w:hAnsi="Calibri" w:cs="Calibri"/>
+          <w:b/>
+          <w:bCs/>
+          <w:color w:val="1B3A6B"/>
+          <w:sz w:val="22"/>
+          <w:szCs w:val="22"/>
+        </w:rPr>
+        <w:t xml:space="preserve">Capital One</w:t>
+      </w:r>
+    </w:p>
+    <w:p>
+      <w:pPr>
+        <w:tabs>
+          <w:tab w:val="right" w:pos="9360"/>
+        </w:tabs>
+        <w:spacing w:before="0" w:after="30"/>
+      </w:pPr>
+      <w:r>
+        <w:rPr>
+          <w:rFonts w:ascii="Calibri" w:eastAsia="Calibri" w:hAnsi="Calibri" w:cs="Calibri"/>
+          <w:color w:val="555555"/>
+          <w:sz w:val="22"/>
+          <w:szCs w:val="22"/>
+        </w:rPr>
+        <w:t>Senior UI Developer, Principal Associate</w:t>
+      </w:r>
+      <w:r>
+        <w:rPr>
+          <w:rFonts w:ascii="Calibri" w:eastAsia="Calibri" w:hAnsi="Calibri" w:cs="Calibri"/>
+          <w:sz w:val="22"/>
+          <w:szCs w:val="22"/>
+        </w:rPr>
+        <w:tab/>
+      </w:r>
+      <w:r>
+        <w:rPr>
+          <w:rFonts w:ascii="Calibri" w:eastAsia="Calibri" w:hAnsi="Calibri" w:cs="Calibri"/>
+          <w:i/>
+          <w:iCs/>
+          <w:color w:val="888888"/>
+          <w:sz w:val="21"/>
+          <w:szCs w:val="21"/>
+        </w:rPr>
+        <w:t xml:space="preserve">Feb 2024 – </w:t>
+      </w:r>
+      <w:r>
+        <w:rPr>
+          <w:rFonts w:ascii="Calibri" w:eastAsia="Calibri" w:hAnsi="Calibri" w:cs="Calibri"/>
+          <w:i/>
+          <w:iCs/>
+          <w:color w:val="888888"/>
+          <w:sz w:val="21"/>
+          <w:szCs w:val="21"/>
+        </w:rPr>
+        <w:t>Sep 2026</w:t>
       </w:r>
     </w:p>
     <w:p>
@@ -947,126 +574,10 @@
         <w:rPr>
           <w:rFonts w:ascii="Calibri" w:eastAsia="Calibri" w:hAnsi="Calibri" w:cs="Calibri"/>
           <w:color w:val="555555"/>
-        </w:rPr>
-        <w:t>Expanded E2E test coverage on a high-traffic auto dealership platform, reducing regression risk for critical user journeys.</w:t>
-      </w:r>
-    </w:p>
-    <w:p>
-      <w:pPr>
-        <w:spacing w:before="50"/>
-      </w:pPr>
-      <w:r>
-        <w:rPr>
-          <w:rFonts w:ascii="Calibri" w:eastAsia="Calibri" w:hAnsi="Calibri" w:cs="Calibri"/>
-          <w:b/>
-          <w:bCs/>
-          <w:i/>
-          <w:iCs/>
-          <w:color w:val="888888"/>
-          <w:sz w:val="19"/>
-          <w:szCs w:val="19"/>
-        </w:rPr>
-        <w:t xml:space="preserve">Tech: </w:t>
-      </w:r>
-      <w:r>
-        <w:rPr>
-          <w:rFonts w:ascii="Calibri" w:eastAsia="Calibri" w:hAnsi="Calibri" w:cs="Calibri"/>
-          <w:i/>
-          <w:iCs/>
-          <w:color w:val="888888"/>
-          <w:sz w:val="19"/>
-          <w:szCs w:val="19"/>
-        </w:rPr>
-        <w:t xml:space="preserve">React, </w:t>
-      </w:r>
-      <w:proofErr w:type="spellStart"/>
-      <w:r>
-        <w:rPr>
-          <w:rFonts w:ascii="Calibri" w:eastAsia="Calibri" w:hAnsi="Calibri" w:cs="Calibri"/>
-          <w:i/>
-          <w:iCs/>
-          <w:color w:val="888888"/>
-          <w:sz w:val="19"/>
-          <w:szCs w:val="19"/>
-        </w:rPr>
-        <w:t>LitElement</w:t>
-      </w:r>
-      <w:proofErr w:type="spellEnd"/>
-      <w:r>
-        <w:rPr>
-          <w:rFonts w:ascii="Calibri" w:eastAsia="Calibri" w:hAnsi="Calibri" w:cs="Calibri"/>
-          <w:i/>
-          <w:iCs/>
-          <w:color w:val="888888"/>
-          <w:sz w:val="19"/>
-          <w:szCs w:val="19"/>
-        </w:rPr>
-        <w:t>, Angular, Jest, Cypress, MFE / Module Federation</w:t>
-      </w:r>
-    </w:p>
-    <w:p>
-      <w:pPr>
-        <w:tabs>
-          <w:tab w:val="right" w:pos="9360"/>
-        </w:tabs>
-        <w:spacing w:before="160" w:after="30"/>
-      </w:pPr>
-      <w:proofErr w:type="gramStart"/>
-      <w:r>
-        <w:rPr>
-          <w:rFonts w:ascii="Calibri" w:eastAsia="Calibri" w:hAnsi="Calibri" w:cs="Calibri"/>
-          <w:b/>
-          <w:bCs/>
-          <w:color w:val="1B3A6B"/>
-          <w:sz w:val="22"/>
-          <w:szCs w:val="22"/>
-        </w:rPr>
-        <w:t>Vanguard</w:t>
-      </w:r>
-      <w:r>
-        <w:rPr>
-          <w:rFonts w:ascii="Calibri" w:eastAsia="Calibri" w:hAnsi="Calibri" w:cs="Calibri"/>
-          <w:color w:val="888888"/>
-          <w:sz w:val="22"/>
-          <w:szCs w:val="22"/>
-        </w:rPr>
-        <w:t xml:space="preserve">  ·</w:t>
-      </w:r>
-      <w:proofErr w:type="gramEnd"/>
-      <w:r>
-        <w:rPr>
-          <w:rFonts w:ascii="Calibri" w:eastAsia="Calibri" w:hAnsi="Calibri" w:cs="Calibri"/>
-          <w:color w:val="888888"/>
-          <w:sz w:val="22"/>
-          <w:szCs w:val="22"/>
-        </w:rPr>
-        <w:t xml:space="preserve">  </w:t>
-      </w:r>
-      <w:r>
-        <w:rPr>
-          <w:rFonts w:ascii="Calibri" w:eastAsia="Calibri" w:hAnsi="Calibri" w:cs="Calibri"/>
-          <w:color w:val="555555"/>
-          <w:sz w:val="22"/>
-          <w:szCs w:val="22"/>
-        </w:rPr>
-        <w:t>Lead Engineer</w:t>
-      </w:r>
-      <w:r>
-        <w:rPr>
-          <w:rFonts w:ascii="Calibri" w:eastAsia="Calibri" w:hAnsi="Calibri" w:cs="Calibri"/>
-          <w:sz w:val="22"/>
-          <w:szCs w:val="22"/>
-        </w:rPr>
-        <w:tab/>
-      </w:r>
-      <w:r>
-        <w:rPr>
-          <w:rFonts w:ascii="Calibri" w:eastAsia="Calibri" w:hAnsi="Calibri" w:cs="Calibri"/>
-          <w:i/>
-          <w:iCs/>
-          <w:color w:val="888888"/>
-        </w:rPr>
-        <w:t>Jul 2023 – Feb 2024</w:t>
+          <w:sz w:val="21"/>
+          <w:szCs w:val="21"/>
+        </w:rPr>
+        <w:t>Go-to engineer for MFE rewrites — independently architected and delivered multiple greenfield micro frontend applications, each recognized with internal awards for execution quality and delivery speed.</w:t>
       </w:r>
     </w:p>
     <w:p>
@@ -1082,8 +593,10 @@
         <w:rPr>
           <w:rFonts w:ascii="Calibri" w:eastAsia="Calibri" w:hAnsi="Calibri" w:cs="Calibri"/>
           <w:color w:val="555555"/>
-        </w:rPr>
-        <w:t>Led a cross-functional team of 6 developers, setting coding standards and mentoring on clean architecture principles.</w:t>
+          <w:sz w:val="21"/>
+          <w:szCs w:val="21"/>
+        </w:rPr>
+        <w:t>Led migration of a legacy Angular application to a modern LitElement-based MFE, introducing modular, reusable component patterns adopted across the team.</w:t>
       </w:r>
     </w:p>
     <w:p>
@@ -1099,8 +612,10 @@
         <w:rPr>
           <w:rFonts w:ascii="Calibri" w:eastAsia="Calibri" w:hAnsi="Calibri" w:cs="Calibri"/>
           <w:color w:val="555555"/>
-        </w:rPr>
-        <w:t>Designed and delivered modular card components within an Angular micro frontend architecture, improving reuse across product surfaces.</w:t>
+          <w:sz w:val="21"/>
+          <w:szCs w:val="21"/>
+        </w:rPr>
+        <w:t>Refactored core codebases to enforce single-responsibility principles and eliminate algorithmic inefficiencies, improving runtime performance across high-traffic flows.</w:t>
       </w:r>
     </w:p>
     <w:p>
@@ -1116,8 +631,10 @@
         <w:rPr>
           <w:rFonts w:ascii="Calibri" w:eastAsia="Calibri" w:hAnsi="Calibri" w:cs="Calibri"/>
           <w:color w:val="555555"/>
-        </w:rPr>
-        <w:t>Refactored Node.js backend services for significant latency and throughput improvements.</w:t>
+          <w:sz w:val="21"/>
+          <w:szCs w:val="21"/>
+        </w:rPr>
+        <w:t>Expanded E2E test coverage on a high-traffic auto dealership platform, reducing regression risk for critical user journeys.</w:t>
       </w:r>
     </w:p>
     <w:p>
@@ -1132,8 +649,8 @@
           <w:i/>
           <w:iCs/>
           <w:color w:val="888888"/>
-          <w:sz w:val="19"/>
-          <w:szCs w:val="19"/>
+          <w:sz w:val="20"/>
+          <w:szCs w:val="20"/>
         </w:rPr>
         <w:t xml:space="preserve">Tech: </w:t>
       </w:r>
@@ -1143,50 +660,27 @@
           <w:i/>
           <w:iCs/>
           <w:color w:val="888888"/>
-          <w:sz w:val="19"/>
-          <w:szCs w:val="19"/>
-        </w:rPr>
-        <w:t>Angular, Node.js, MFE Architecture, TypeScript</w:t>
-      </w:r>
-    </w:p>
-    <w:p>
-      <w:pPr>
-        <w:spacing w:before="120" w:after="20"/>
-      </w:pPr>
-      <w:r>
-        <w:rPr>
-          <w:rFonts w:ascii="Calibri" w:eastAsia="Calibri" w:hAnsi="Calibri" w:cs="Calibri"/>
-          <w:i/>
-          <w:iCs/>
-          <w:color w:val="888888"/>
-          <w:sz w:val="19"/>
-          <w:szCs w:val="19"/>
-        </w:rPr>
-        <w:t xml:space="preserve">CPJ Association </w:t>
-      </w:r>
-      <w:proofErr w:type="gramStart"/>
-      <w:r>
-        <w:rPr>
-          <w:rFonts w:ascii="Calibri" w:eastAsia="Calibri" w:hAnsi="Calibri" w:cs="Calibri"/>
-          <w:i/>
-          <w:iCs/>
-          <w:color w:val="888888"/>
-          <w:sz w:val="19"/>
-          <w:szCs w:val="19"/>
-        </w:rPr>
-        <w:t>Management  ·</w:t>
-      </w:r>
-      <w:proofErr w:type="gramEnd"/>
-      <w:r>
-        <w:rPr>
-          <w:rFonts w:ascii="Calibri" w:eastAsia="Calibri" w:hAnsi="Calibri" w:cs="Calibri"/>
-          <w:i/>
-          <w:iCs/>
-          <w:color w:val="888888"/>
-          <w:sz w:val="19"/>
-          <w:szCs w:val="19"/>
-        </w:rPr>
-        <w:t xml:space="preserve">  Founder &amp; Lead Engineer (concurrent, ongoing)</w:t>
+          <w:sz w:val="20"/>
+          <w:szCs w:val="20"/>
+        </w:rPr>
+        <w:t>React, LitElement, Angular, Jest, Cypress, MFE / Module Federation</w:t>
+      </w:r>
+    </w:p>
+    <w:p>
+      <w:pPr>
+        <w:keepNext/>
+        <w:spacing w:before="160" w:after="0"/>
+      </w:pPr>
+      <w:r>
+        <w:rPr>
+          <w:rFonts w:ascii="Calibri" w:eastAsia="Calibri" w:hAnsi="Calibri" w:cs="Calibri"/>
+          <w:b/>
+          <w:bCs/>
+          <w:color w:val="1B3A6B"/>
+          <w:sz w:val="22"/>
+          <w:szCs w:val="22"/>
+        </w:rPr>
+        <w:t xml:space="preserve">Vanguard</w:t>
       </w:r>
     </w:p>
     <w:p>
@@ -1194,54 +688,23 @@
         <w:tabs>
           <w:tab w:val="right" w:pos="9360"/>
         </w:tabs>
-        <w:spacing w:before="160" w:after="30"/>
-      </w:pPr>
-      <w:proofErr w:type="gramStart"/>
-      <w:r>
-        <w:rPr>
-          <w:rFonts w:ascii="Calibri" w:eastAsia="Calibri" w:hAnsi="Calibri" w:cs="Calibri"/>
-          <w:b/>
-          <w:bCs/>
-          <w:color w:val="1B3A6B"/>
+        <w:spacing w:before="0" w:after="30"/>
+      </w:pPr>
+      <w:r>
+        <w:rPr>
+          <w:rFonts w:ascii="Calibri" w:eastAsia="Calibri" w:hAnsi="Calibri" w:cs="Calibri"/>
+          <w:color w:val="555555"/>
           <w:sz w:val="22"/>
           <w:szCs w:val="22"/>
         </w:rPr>
-        <w:t>Upstart</w:t>
-      </w:r>
-      <w:r>
-        <w:rPr>
-          <w:rFonts w:ascii="Calibri" w:eastAsia="Calibri" w:hAnsi="Calibri" w:cs="Calibri"/>
-          <w:color w:val="888888"/>
+        <w:t>Lead Engineer</w:t>
+      </w:r>
+      <w:r>
+        <w:rPr>
+          <w:rFonts w:ascii="Calibri" w:eastAsia="Calibri" w:hAnsi="Calibri" w:cs="Calibri"/>
           <w:sz w:val="22"/>
           <w:szCs w:val="22"/>
         </w:rPr>
-        <w:t xml:space="preserve">  ·</w:t>
-      </w:r>
-      <w:proofErr w:type="gramEnd"/>
-      <w:r>
-        <w:rPr>
-          <w:rFonts w:ascii="Calibri" w:eastAsia="Calibri" w:hAnsi="Calibri" w:cs="Calibri"/>
-          <w:color w:val="888888"/>
-          <w:sz w:val="22"/>
-          <w:szCs w:val="22"/>
-        </w:rPr>
-        <w:t xml:space="preserve">  </w:t>
-      </w:r>
-      <w:r>
-        <w:rPr>
-          <w:rFonts w:ascii="Calibri" w:eastAsia="Calibri" w:hAnsi="Calibri" w:cs="Calibri"/>
-          <w:color w:val="555555"/>
-          <w:sz w:val="22"/>
-          <w:szCs w:val="22"/>
-        </w:rPr>
-        <w:t>Senior Full-Stack Developer</w:t>
-      </w:r>
-      <w:r>
-        <w:rPr>
-          <w:rFonts w:ascii="Calibri" w:eastAsia="Calibri" w:hAnsi="Calibri" w:cs="Calibri"/>
-          <w:sz w:val="22"/>
-          <w:szCs w:val="22"/>
-        </w:rPr>
         <w:tab/>
       </w:r>
       <w:r>
@@ -1250,8 +713,10 @@
           <w:i/>
           <w:iCs/>
           <w:color w:val="888888"/>
-        </w:rPr>
-        <w:t>Oct 2021 – Feb 2023</w:t>
+          <w:sz w:val="21"/>
+          <w:szCs w:val="21"/>
+        </w:rPr>
+        <w:t>Jul 2023 – Feb 2024</w:t>
       </w:r>
     </w:p>
     <w:p>
@@ -1267,8 +732,10 @@
         <w:rPr>
           <w:rFonts w:ascii="Calibri" w:eastAsia="Calibri" w:hAnsi="Calibri" w:cs="Calibri"/>
           <w:color w:val="555555"/>
-        </w:rPr>
-        <w:t>Built key features for Upstart's auto loan origination platform and a CMS managing 50+ client sites.</w:t>
+          <w:sz w:val="21"/>
+          <w:szCs w:val="21"/>
+        </w:rPr>
+        <w:t>Led a cross-functional team of 6 developers, setting coding standards and mentoring on clean architecture principles.</w:t>
       </w:r>
     </w:p>
     <w:p>
@@ -1284,8 +751,10 @@
         <w:rPr>
           <w:rFonts w:ascii="Calibri" w:eastAsia="Calibri" w:hAnsi="Calibri" w:cs="Calibri"/>
           <w:color w:val="555555"/>
-        </w:rPr>
-        <w:t>Led accessibility (A11Y / WCAG) improvements across the platform and engineered a dynamic SCSS recompilation pipeline supporting white-label theming at scale.</w:t>
+          <w:sz w:val="21"/>
+          <w:szCs w:val="21"/>
+        </w:rPr>
+        <w:t>Designed and delivered modular card components within an Angular micro frontend architecture, improving reuse across product surfaces.</w:t>
       </w:r>
     </w:p>
     <w:p>
@@ -1301,8 +770,10 @@
         <w:rPr>
           <w:rFonts w:ascii="Calibri" w:eastAsia="Calibri" w:hAnsi="Calibri" w:cs="Calibri"/>
           <w:color w:val="555555"/>
-        </w:rPr>
-        <w:t>Developed trade-in payoff integrations and maintained React Native tablet applications for dealership workflows.</w:t>
+          <w:sz w:val="21"/>
+          <w:szCs w:val="21"/>
+        </w:rPr>
+        <w:t>Refactored Node.js backend services for significant latency and throughput improvements.</w:t>
       </w:r>
     </w:p>
     <w:p>
@@ -1317,8 +788,8 @@
           <w:i/>
           <w:iCs/>
           <w:color w:val="888888"/>
-          <w:sz w:val="19"/>
-          <w:szCs w:val="19"/>
+          <w:sz w:val="20"/>
+          <w:szCs w:val="20"/>
         </w:rPr>
         <w:t xml:space="preserve">Tech: </w:t>
       </w:r>
@@ -1328,10 +799,27 @@
           <w:i/>
           <w:iCs/>
           <w:color w:val="888888"/>
-          <w:sz w:val="19"/>
-          <w:szCs w:val="19"/>
-        </w:rPr>
-        <w:t>React, React Native, Node.js, SCSS, Jest</w:t>
+          <w:sz w:val="20"/>
+          <w:szCs w:val="20"/>
+        </w:rPr>
+        <w:t>Angular, Node.js, MFE Architecture, TypeScript</w:t>
+      </w:r>
+    </w:p>
+    <w:p>
+      <w:pPr>
+        <w:keepNext/>
+        <w:spacing w:before="160" w:after="0"/>
+      </w:pPr>
+      <w:r>
+        <w:rPr>
+          <w:rFonts w:ascii="Calibri" w:eastAsia="Calibri" w:hAnsi="Calibri" w:cs="Calibri"/>
+          <w:b/>
+          <w:bCs/>
+          <w:color w:val="1B3A6B"/>
+          <w:sz w:val="22"/>
+          <w:szCs w:val="22"/>
+        </w:rPr>
+        <w:t xml:space="preserve">Upstart</w:t>
       </w:r>
     </w:p>
     <w:p>
@@ -1339,66 +827,23 @@
         <w:tabs>
           <w:tab w:val="right" w:pos="9360"/>
         </w:tabs>
-        <w:spacing w:before="160" w:after="30"/>
-      </w:pPr>
-      <w:r>
-        <w:rPr>
-          <w:rFonts w:ascii="Calibri" w:eastAsia="Calibri" w:hAnsi="Calibri" w:cs="Calibri"/>
-          <w:b/>
-          <w:bCs/>
-          <w:color w:val="1B3A6B"/>
+        <w:spacing w:before="0" w:after="30"/>
+      </w:pPr>
+      <w:r>
+        <w:rPr>
+          <w:rFonts w:ascii="Calibri" w:eastAsia="Calibri" w:hAnsi="Calibri" w:cs="Calibri"/>
+          <w:color w:val="555555"/>
           <w:sz w:val="22"/>
           <w:szCs w:val="22"/>
         </w:rPr>
-        <w:lastRenderedPageBreak/>
-        <w:t xml:space="preserve">Capital </w:t>
-      </w:r>
-      <w:proofErr w:type="gramStart"/>
-      <w:r>
-        <w:rPr>
-          <w:rFonts w:ascii="Calibri" w:eastAsia="Calibri" w:hAnsi="Calibri" w:cs="Calibri"/>
-          <w:b/>
-          <w:bCs/>
-          <w:color w:val="1B3A6B"/>
+        <w:t>Senior Full-Stack Developer</w:t>
+      </w:r>
+      <w:r>
+        <w:rPr>
+          <w:rFonts w:ascii="Calibri" w:eastAsia="Calibri" w:hAnsi="Calibri" w:cs="Calibri"/>
           <w:sz w:val="22"/>
           <w:szCs w:val="22"/>
         </w:rPr>
-        <w:t>One</w:t>
-      </w:r>
-      <w:r>
-        <w:rPr>
-          <w:rFonts w:ascii="Calibri" w:eastAsia="Calibri" w:hAnsi="Calibri" w:cs="Calibri"/>
-          <w:color w:val="888888"/>
-          <w:sz w:val="22"/>
-          <w:szCs w:val="22"/>
-        </w:rPr>
-        <w:t xml:space="preserve">  ·</w:t>
-      </w:r>
-      <w:proofErr w:type="gramEnd"/>
-      <w:r>
-        <w:rPr>
-          <w:rFonts w:ascii="Calibri" w:eastAsia="Calibri" w:hAnsi="Calibri" w:cs="Calibri"/>
-          <w:color w:val="888888"/>
-          <w:sz w:val="22"/>
-          <w:szCs w:val="22"/>
-        </w:rPr>
-        <w:t xml:space="preserve">  </w:t>
-      </w:r>
-      <w:r>
-        <w:rPr>
-          <w:rFonts w:ascii="Calibri" w:eastAsia="Calibri" w:hAnsi="Calibri" w:cs="Calibri"/>
-          <w:color w:val="555555"/>
-          <w:sz w:val="22"/>
-          <w:szCs w:val="22"/>
-        </w:rPr>
-        <w:t>Senior UI Developer, Principal Associate</w:t>
-      </w:r>
-      <w:r>
-        <w:rPr>
-          <w:rFonts w:ascii="Calibri" w:eastAsia="Calibri" w:hAnsi="Calibri" w:cs="Calibri"/>
-          <w:sz w:val="22"/>
-          <w:szCs w:val="22"/>
-        </w:rPr>
         <w:tab/>
       </w:r>
       <w:r>
@@ -1407,8 +852,10 @@
           <w:i/>
           <w:iCs/>
           <w:color w:val="888888"/>
-        </w:rPr>
-        <w:t>Mar 2020 – Oct 2021</w:t>
+          <w:sz w:val="21"/>
+          <w:szCs w:val="21"/>
+        </w:rPr>
+        <w:t>Oct 2021 – Feb 2023</w:t>
       </w:r>
     </w:p>
     <w:p>
@@ -1424,8 +871,10 @@
         <w:rPr>
           <w:rFonts w:ascii="Calibri" w:eastAsia="Calibri" w:hAnsi="Calibri" w:cs="Calibri"/>
           <w:color w:val="555555"/>
-        </w:rPr>
-        <w:t>Served as UI Lead on the prequalified calculator project, leveraging micro frontends and web components to deliver a modular, high-performance experience.</w:t>
+          <w:sz w:val="21"/>
+          <w:szCs w:val="21"/>
+        </w:rPr>
+        <w:t>Built key features for Upstart's auto loan origination platform and a CMS managing 50+ client sites.</w:t>
       </w:r>
     </w:p>
     <w:p>
@@ -1441,157 +890,10 @@
         <w:rPr>
           <w:rFonts w:ascii="Calibri" w:eastAsia="Calibri" w:hAnsi="Calibri" w:cs="Calibri"/>
           <w:color w:val="555555"/>
-        </w:rPr>
-        <w:t>Drove Angular v7–v10 migration across multiple applications, improving performance, maintainability, and accessibility.</w:t>
-      </w:r>
-    </w:p>
-    <w:p>
-      <w:pPr>
-        <w:spacing w:before="50"/>
-      </w:pPr>
-      <w:r>
-        <w:rPr>
-          <w:rFonts w:ascii="Calibri" w:eastAsia="Calibri" w:hAnsi="Calibri" w:cs="Calibri"/>
-          <w:b/>
-          <w:bCs/>
-          <w:i/>
-          <w:iCs/>
-          <w:color w:val="888888"/>
-          <w:sz w:val="19"/>
-          <w:szCs w:val="19"/>
-        </w:rPr>
-        <w:t xml:space="preserve">Tech: </w:t>
-      </w:r>
-      <w:r>
-        <w:rPr>
-          <w:rFonts w:ascii="Calibri" w:eastAsia="Calibri" w:hAnsi="Calibri" w:cs="Calibri"/>
-          <w:i/>
-          <w:iCs/>
-          <w:color w:val="888888"/>
-          <w:sz w:val="19"/>
-          <w:szCs w:val="19"/>
-        </w:rPr>
-        <w:t xml:space="preserve">Angular 7–11, </w:t>
-      </w:r>
-      <w:proofErr w:type="spellStart"/>
-      <w:r>
-        <w:rPr>
-          <w:rFonts w:ascii="Calibri" w:eastAsia="Calibri" w:hAnsi="Calibri" w:cs="Calibri"/>
-          <w:i/>
-          <w:iCs/>
-          <w:color w:val="888888"/>
-          <w:sz w:val="19"/>
-          <w:szCs w:val="19"/>
-        </w:rPr>
-        <w:t>LitElement</w:t>
-      </w:r>
-      <w:proofErr w:type="spellEnd"/>
-      <w:r>
-        <w:rPr>
-          <w:rFonts w:ascii="Calibri" w:eastAsia="Calibri" w:hAnsi="Calibri" w:cs="Calibri"/>
-          <w:i/>
-          <w:iCs/>
-          <w:color w:val="888888"/>
-          <w:sz w:val="19"/>
-          <w:szCs w:val="19"/>
-        </w:rPr>
-        <w:t>, Web Components, Jest</w:t>
-      </w:r>
-    </w:p>
-    <w:p>
-      <w:pPr>
-        <w:tabs>
-          <w:tab w:val="right" w:pos="9360"/>
-        </w:tabs>
-        <w:spacing w:before="160" w:after="30"/>
-      </w:pPr>
-      <w:r>
-        <w:rPr>
-          <w:rFonts w:ascii="Calibri" w:eastAsia="Calibri" w:hAnsi="Calibri" w:cs="Calibri"/>
-          <w:b/>
-          <w:bCs/>
-          <w:color w:val="1B3A6B"/>
-          <w:sz w:val="22"/>
-          <w:szCs w:val="22"/>
-        </w:rPr>
-        <w:t xml:space="preserve">Dell </w:t>
-      </w:r>
-      <w:proofErr w:type="gramStart"/>
-      <w:r>
-        <w:rPr>
-          <w:rFonts w:ascii="Calibri" w:eastAsia="Calibri" w:hAnsi="Calibri" w:cs="Calibri"/>
-          <w:b/>
-          <w:bCs/>
-          <w:color w:val="1B3A6B"/>
-          <w:sz w:val="22"/>
-          <w:szCs w:val="22"/>
-        </w:rPr>
-        <w:t>Technologies</w:t>
-      </w:r>
-      <w:r>
-        <w:rPr>
-          <w:rFonts w:ascii="Calibri" w:eastAsia="Calibri" w:hAnsi="Calibri" w:cs="Calibri"/>
-          <w:color w:val="888888"/>
-          <w:sz w:val="22"/>
-          <w:szCs w:val="22"/>
-        </w:rPr>
-        <w:t xml:space="preserve">  ·</w:t>
-      </w:r>
-      <w:proofErr w:type="gramEnd"/>
-      <w:r>
-        <w:rPr>
-          <w:rFonts w:ascii="Calibri" w:eastAsia="Calibri" w:hAnsi="Calibri" w:cs="Calibri"/>
-          <w:color w:val="888888"/>
-          <w:sz w:val="22"/>
-          <w:szCs w:val="22"/>
-        </w:rPr>
-        <w:t xml:space="preserve">  </w:t>
-      </w:r>
-      <w:r>
-        <w:rPr>
-          <w:rFonts w:ascii="Calibri" w:eastAsia="Calibri" w:hAnsi="Calibri" w:cs="Calibri"/>
-          <w:color w:val="555555"/>
-          <w:sz w:val="22"/>
-          <w:szCs w:val="22"/>
-        </w:rPr>
-        <w:t xml:space="preserve">Senior UI </w:t>
-      </w:r>
-      <w:proofErr w:type="gramStart"/>
-      <w:r>
-        <w:rPr>
-          <w:rFonts w:ascii="Calibri" w:eastAsia="Calibri" w:hAnsi="Calibri" w:cs="Calibri"/>
-          <w:color w:val="555555"/>
-          <w:sz w:val="22"/>
-          <w:szCs w:val="22"/>
-        </w:rPr>
-        <w:t>Developer  (</w:t>
-      </w:r>
-      <w:proofErr w:type="gramEnd"/>
-      <w:r>
-        <w:rPr>
-          <w:rFonts w:ascii="Calibri" w:eastAsia="Calibri" w:hAnsi="Calibri" w:cs="Calibri"/>
-          <w:color w:val="555555"/>
-          <w:sz w:val="22"/>
-          <w:szCs w:val="22"/>
-        </w:rPr>
-        <w:t>Contract)</w:t>
-      </w:r>
-      <w:r>
-        <w:rPr>
-          <w:rFonts w:ascii="Calibri" w:eastAsia="Calibri" w:hAnsi="Calibri" w:cs="Calibri"/>
-          <w:sz w:val="22"/>
-          <w:szCs w:val="22"/>
-        </w:rPr>
-        <w:tab/>
-      </w:r>
-      <w:r>
-        <w:rPr>
-          <w:rFonts w:ascii="Calibri" w:eastAsia="Calibri" w:hAnsi="Calibri" w:cs="Calibri"/>
-          <w:i/>
-          <w:iCs/>
-          <w:color w:val="888888"/>
-        </w:rPr>
-        <w:t>Mar 2018 – Feb 2020</w:t>
+          <w:sz w:val="21"/>
+          <w:szCs w:val="21"/>
+        </w:rPr>
+        <w:t>Led accessibility (A11Y / WCAG) improvements across the platform and engineered a dynamic SCSS recompilation pipeline supporting white-label theming at scale.</w:t>
       </w:r>
     </w:p>
     <w:p>
@@ -1607,8 +909,92 @@
         <w:rPr>
           <w:rFonts w:ascii="Calibri" w:eastAsia="Calibri" w:hAnsi="Calibri" w:cs="Calibri"/>
           <w:color w:val="555555"/>
-        </w:rPr>
-        <w:t>Refactored Dell.com product detail page (PDP) and checkout components to support new product configuration requirements at enterprise scale.</w:t>
+          <w:sz w:val="21"/>
+          <w:szCs w:val="21"/>
+        </w:rPr>
+        <w:t>Developed trade-in payoff integrations and maintained React Native tablet applications for dealership workflows.</w:t>
+      </w:r>
+    </w:p>
+    <w:p>
+      <w:pPr>
+        <w:spacing w:before="50"/>
+      </w:pPr>
+      <w:r>
+        <w:rPr>
+          <w:rFonts w:ascii="Calibri" w:eastAsia="Calibri" w:hAnsi="Calibri" w:cs="Calibri"/>
+          <w:b/>
+          <w:bCs/>
+          <w:i/>
+          <w:iCs/>
+          <w:color w:val="888888"/>
+          <w:sz w:val="20"/>
+          <w:szCs w:val="20"/>
+        </w:rPr>
+        <w:t xml:space="preserve">Tech: </w:t>
+      </w:r>
+      <w:r>
+        <w:rPr>
+          <w:rFonts w:ascii="Calibri" w:eastAsia="Calibri" w:hAnsi="Calibri" w:cs="Calibri"/>
+          <w:i/>
+          <w:iCs/>
+          <w:color w:val="888888"/>
+          <w:sz w:val="20"/>
+          <w:szCs w:val="20"/>
+        </w:rPr>
+        <w:t>React, React Native, Node.js, SCSS, Jest</w:t>
+      </w:r>
+    </w:p>
+    <w:p>
+      <w:pPr>
+        <w:keepNext/>
+        <w:spacing w:before="160" w:after="0"/>
+      </w:pPr>
+      <w:r>
+        <w:rPr>
+          <w:rFonts w:ascii="Calibri" w:eastAsia="Calibri" w:hAnsi="Calibri" w:cs="Calibri"/>
+          <w:b/>
+          <w:bCs/>
+          <w:color w:val="1B3A6B"/>
+          <w:sz w:val="22"/>
+          <w:szCs w:val="22"/>
+        </w:rPr>
+        <w:t xml:space="preserve">Capital One</w:t>
+      </w:r>
+    </w:p>
+    <w:p>
+      <w:pPr>
+        <w:tabs>
+          <w:tab w:val="right" w:pos="9360"/>
+        </w:tabs>
+        <w:spacing w:before="0" w:after="30"/>
+      </w:pPr>
+      <w:r>
+        <w:rPr>
+          <w:rFonts w:ascii="Calibri" w:eastAsia="Calibri" w:hAnsi="Calibri" w:cs="Calibri"/>
+          <w:color w:val="555555"/>
+          <w:sz w:val="22"/>
+          <w:szCs w:val="22"/>
+        </w:rPr>
+        <w:t>Senior UI Developer, Principal Associate</w:t>
+      </w:r>
+      <w:r>
+        <w:rPr>
+          <w:rFonts w:ascii="Calibri" w:eastAsia="Calibri" w:hAnsi="Calibri" w:cs="Calibri"/>
+          <w:sz w:val="22"/>
+          <w:szCs w:val="22"/>
+        </w:rPr>
+        <w:tab/>
+      </w:r>
+      <w:r>
+        <w:rPr>
+          <w:rFonts w:ascii="Calibri" w:eastAsia="Calibri" w:hAnsi="Calibri" w:cs="Calibri"/>
+          <w:i/>
+          <w:iCs/>
+          <w:color w:val="888888"/>
+          <w:sz w:val="21"/>
+          <w:szCs w:val="21"/>
+        </w:rPr>
+        <w:t>Mar 2020 – Oct 2021</w:t>
       </w:r>
     </w:p>
     <w:p>
@@ -1624,133 +1010,10 @@
         <w:rPr>
           <w:rFonts w:ascii="Calibri" w:eastAsia="Calibri" w:hAnsi="Calibri" w:cs="Calibri"/>
           <w:color w:val="555555"/>
-        </w:rPr>
-        <w:t>Built custom Angular directives for address validation and enhancement across checkout flows.</w:t>
-      </w:r>
-    </w:p>
-    <w:p>
-      <w:pPr>
-        <w:spacing w:before="50"/>
-      </w:pPr>
-      <w:r>
-        <w:rPr>
-          <w:rFonts w:ascii="Calibri" w:eastAsia="Calibri" w:hAnsi="Calibri" w:cs="Calibri"/>
-          <w:b/>
-          <w:bCs/>
-          <w:i/>
-          <w:iCs/>
-          <w:color w:val="888888"/>
-          <w:sz w:val="19"/>
-          <w:szCs w:val="19"/>
-        </w:rPr>
-        <w:t xml:space="preserve">Tech: </w:t>
-      </w:r>
-      <w:r>
-        <w:rPr>
-          <w:rFonts w:ascii="Calibri" w:eastAsia="Calibri" w:hAnsi="Calibri" w:cs="Calibri"/>
-          <w:i/>
-          <w:iCs/>
-          <w:color w:val="888888"/>
-          <w:sz w:val="19"/>
-          <w:szCs w:val="19"/>
-        </w:rPr>
-        <w:t>Angular 1.5 &amp; 5, Jasmine</w:t>
-      </w:r>
-    </w:p>
-    <w:p>
-      <w:pPr>
-        <w:tabs>
-          <w:tab w:val="right" w:pos="9360"/>
-        </w:tabs>
-        <w:spacing w:before="160" w:after="30"/>
-      </w:pPr>
-      <w:r>
-        <w:rPr>
-          <w:rFonts w:ascii="Calibri" w:eastAsia="Calibri" w:hAnsi="Calibri" w:cs="Calibri"/>
-          <w:b/>
-          <w:bCs/>
-          <w:color w:val="1B3A6B"/>
-          <w:sz w:val="22"/>
-          <w:szCs w:val="22"/>
-        </w:rPr>
-        <w:t xml:space="preserve">Disney Parks and </w:t>
-      </w:r>
-      <w:proofErr w:type="gramStart"/>
-      <w:r>
-        <w:rPr>
-          <w:rFonts w:ascii="Calibri" w:eastAsia="Calibri" w:hAnsi="Calibri" w:cs="Calibri"/>
-          <w:b/>
-          <w:bCs/>
-          <w:color w:val="1B3A6B"/>
-          <w:sz w:val="22"/>
-          <w:szCs w:val="22"/>
-        </w:rPr>
-        <w:t>Resorts</w:t>
-      </w:r>
-      <w:r>
-        <w:rPr>
-          <w:rFonts w:ascii="Calibri" w:eastAsia="Calibri" w:hAnsi="Calibri" w:cs="Calibri"/>
-          <w:color w:val="888888"/>
-          <w:sz w:val="22"/>
-          <w:szCs w:val="22"/>
-        </w:rPr>
-        <w:t xml:space="preserve">  ·</w:t>
-      </w:r>
-      <w:proofErr w:type="gramEnd"/>
-      <w:r>
-        <w:rPr>
-          <w:rFonts w:ascii="Calibri" w:eastAsia="Calibri" w:hAnsi="Calibri" w:cs="Calibri"/>
-          <w:color w:val="888888"/>
-          <w:sz w:val="22"/>
-          <w:szCs w:val="22"/>
-        </w:rPr>
-        <w:t xml:space="preserve">  </w:t>
-      </w:r>
-      <w:r>
-        <w:rPr>
-          <w:rFonts w:ascii="Calibri" w:eastAsia="Calibri" w:hAnsi="Calibri" w:cs="Calibri"/>
-          <w:color w:val="555555"/>
-          <w:sz w:val="22"/>
-          <w:szCs w:val="22"/>
-        </w:rPr>
-        <w:t xml:space="preserve">Senior UI </w:t>
-      </w:r>
-      <w:proofErr w:type="gramStart"/>
-      <w:r>
-        <w:rPr>
-          <w:rFonts w:ascii="Calibri" w:eastAsia="Calibri" w:hAnsi="Calibri" w:cs="Calibri"/>
-          <w:color w:val="555555"/>
-          <w:sz w:val="22"/>
-          <w:szCs w:val="22"/>
-        </w:rPr>
-        <w:t>Developer  (</w:t>
-      </w:r>
-      <w:proofErr w:type="gramEnd"/>
-      <w:r>
-        <w:rPr>
-          <w:rFonts w:ascii="Calibri" w:eastAsia="Calibri" w:hAnsi="Calibri" w:cs="Calibri"/>
-          <w:color w:val="555555"/>
-          <w:sz w:val="22"/>
-          <w:szCs w:val="22"/>
-        </w:rPr>
-        <w:t>Contract)</w:t>
-      </w:r>
-      <w:r>
-        <w:rPr>
-          <w:rFonts w:ascii="Calibri" w:eastAsia="Calibri" w:hAnsi="Calibri" w:cs="Calibri"/>
-          <w:sz w:val="22"/>
-          <w:szCs w:val="22"/>
-        </w:rPr>
-        <w:tab/>
-      </w:r>
-      <w:r>
-        <w:rPr>
-          <w:rFonts w:ascii="Calibri" w:eastAsia="Calibri" w:hAnsi="Calibri" w:cs="Calibri"/>
-          <w:i/>
-          <w:iCs/>
-          <w:color w:val="888888"/>
-        </w:rPr>
-        <w:t>Aug 2016 – Mar 2018</w:t>
+          <w:sz w:val="21"/>
+          <w:szCs w:val="21"/>
+        </w:rPr>
+        <w:t>Served as UI Lead on the prequalified calculator project, leveraging micro frontends and web components to deliver a modular, high-performance experience.</w:t>
       </w:r>
     </w:p>
     <w:p>
@@ -1766,8 +1029,10 @@
         <w:rPr>
           <w:rFonts w:ascii="Calibri" w:eastAsia="Calibri" w:hAnsi="Calibri" w:cs="Calibri"/>
           <w:color w:val="555555"/>
-        </w:rPr>
-        <w:t>Built a custom date range picker and refactored core SPA templates for Disney's parks booking platform.</w:t>
+          <w:sz w:val="21"/>
+          <w:szCs w:val="21"/>
+        </w:rPr>
+        <w:t>Drove Angular v7–v10 migration across multiple applications, improving performance, maintainability, and accessibility.</w:t>
       </w:r>
     </w:p>
     <w:p>
@@ -1782,8 +1047,8 @@
           <w:i/>
           <w:iCs/>
           <w:color w:val="888888"/>
-          <w:sz w:val="19"/>
-          <w:szCs w:val="19"/>
+          <w:sz w:val="20"/>
+          <w:szCs w:val="20"/>
         </w:rPr>
         <w:t xml:space="preserve">Tech: </w:t>
       </w:r>
@@ -1793,35 +1058,16 @@
           <w:i/>
           <w:iCs/>
           <w:color w:val="888888"/>
-          <w:sz w:val="19"/>
-          <w:szCs w:val="19"/>
-        </w:rPr>
-        <w:t>Angular 1.5, Jasmine, Grunt</w:t>
-      </w:r>
-    </w:p>
-    <w:p>
-      <w:pPr>
-        <w:pBdr>
-          <w:bottom w:val="single" w:sz="6" w:space="2" w:color="D0D8E4"/>
-        </w:pBdr>
-        <w:spacing w:before="200" w:after="60"/>
-      </w:pPr>
-      <w:r>
-        <w:rPr>
-          <w:rFonts w:ascii="Calibri" w:eastAsia="Calibri" w:hAnsi="Calibri" w:cs="Calibri"/>
-          <w:b/>
-          <w:bCs/>
-          <w:color w:val="1B3A6B"/>
-          <w:spacing w:val="40"/>
-          <w:sz w:val="22"/>
-          <w:szCs w:val="22"/>
-        </w:rPr>
-        <w:t>ENTREPRENEURIAL VENTURE</w:t>
-      </w:r>
-    </w:p>
-    <w:p>
-      <w:pPr>
-        <w:spacing w:before="100" w:after="30"/>
+          <w:sz w:val="20"/>
+          <w:szCs w:val="20"/>
+        </w:rPr>
+        <w:t>Angular 7–11, LitElement, Web Components, Jest</w:t>
+      </w:r>
+    </w:p>
+    <w:p>
+      <w:pPr>
+        <w:keepNext/>
+        <w:spacing w:before="160" w:after="0"/>
       </w:pPr>
       <w:r>
         <w:rPr>
@@ -1832,58 +1078,32 @@
           <w:sz w:val="22"/>
           <w:szCs w:val="22"/>
         </w:rPr>
-        <w:t xml:space="preserve">CPJ Association </w:t>
-      </w:r>
-      <w:proofErr w:type="gramStart"/>
-      <w:r>
-        <w:rPr>
-          <w:rFonts w:ascii="Calibri" w:eastAsia="Calibri" w:hAnsi="Calibri" w:cs="Calibri"/>
-          <w:b/>
-          <w:bCs/>
-          <w:color w:val="1B3A6B"/>
+        <w:t xml:space="preserve">Dell Technologies</w:t>
+      </w:r>
+    </w:p>
+    <w:p>
+      <w:pPr>
+        <w:tabs>
+          <w:tab w:val="right" w:pos="9360"/>
+        </w:tabs>
+        <w:spacing w:before="0" w:after="30"/>
+      </w:pPr>
+      <w:r>
+        <w:rPr>
+          <w:rFonts w:ascii="Calibri" w:eastAsia="Calibri" w:hAnsi="Calibri" w:cs="Calibri"/>
+          <w:color w:val="555555"/>
           <w:sz w:val="22"/>
           <w:szCs w:val="22"/>
         </w:rPr>
-        <w:t>Management</w:t>
-      </w:r>
-      <w:r>
-        <w:rPr>
-          <w:rFonts w:ascii="Calibri" w:eastAsia="Calibri" w:hAnsi="Calibri" w:cs="Calibri"/>
-          <w:color w:val="555555"/>
+        <w:t>Senior UI Developer  (Contract)</w:t>
+      </w:r>
+      <w:r>
+        <w:rPr>
+          <w:rFonts w:ascii="Calibri" w:eastAsia="Calibri" w:hAnsi="Calibri" w:cs="Calibri"/>
           <w:sz w:val="22"/>
           <w:szCs w:val="22"/>
         </w:rPr>
-        <w:t xml:space="preserve">  ·</w:t>
-      </w:r>
-      <w:proofErr w:type="gramEnd"/>
-      <w:r>
-        <w:rPr>
-          <w:rFonts w:ascii="Calibri" w:eastAsia="Calibri" w:hAnsi="Calibri" w:cs="Calibri"/>
-          <w:color w:val="555555"/>
-          <w:sz w:val="22"/>
-          <w:szCs w:val="22"/>
-        </w:rPr>
-        <w:t xml:space="preserve">  Founder &amp; Lead </w:t>
-      </w:r>
-      <w:proofErr w:type="gramStart"/>
-      <w:r>
-        <w:rPr>
-          <w:rFonts w:ascii="Calibri" w:eastAsia="Calibri" w:hAnsi="Calibri" w:cs="Calibri"/>
-          <w:color w:val="555555"/>
-          <w:sz w:val="22"/>
-          <w:szCs w:val="22"/>
-        </w:rPr>
-        <w:t>Engineer  ·</w:t>
-      </w:r>
-      <w:proofErr w:type="gramEnd"/>
-      <w:r>
-        <w:rPr>
-          <w:rFonts w:ascii="Calibri" w:eastAsia="Calibri" w:hAnsi="Calibri" w:cs="Calibri"/>
-          <w:color w:val="555555"/>
-          <w:sz w:val="22"/>
-          <w:szCs w:val="22"/>
-        </w:rPr>
-        <w:t xml:space="preserve">  </w:t>
+        <w:tab/>
       </w:r>
       <w:r>
         <w:rPr>
@@ -1891,8 +1111,10 @@
           <w:i/>
           <w:iCs/>
           <w:color w:val="888888"/>
-        </w:rPr>
-        <w:t>2018 – Present</w:t>
+          <w:sz w:val="21"/>
+          <w:szCs w:val="21"/>
+        </w:rPr>
+        <w:t>Mar 2018 – Feb 2020</w:t>
       </w:r>
     </w:p>
     <w:p>
@@ -1908,8 +1130,10 @@
         <w:rPr>
           <w:rFonts w:ascii="Calibri" w:eastAsia="Calibri" w:hAnsi="Calibri" w:cs="Calibri"/>
           <w:color w:val="555555"/>
-        </w:rPr>
-        <w:t>Founded and architected a production SaaS platform serving 100+ association clients with tools for online awards programs, event management, and Parade of Homes tours.</w:t>
+          <w:sz w:val="21"/>
+          <w:szCs w:val="21"/>
+        </w:rPr>
+        <w:t>Refactored Dell.com product detail page (PDP) and checkout components to support new product configuration requirements at enterprise scale.</w:t>
       </w:r>
     </w:p>
     <w:p>
@@ -1925,8 +1149,92 @@
         <w:rPr>
           <w:rFonts w:ascii="Calibri" w:eastAsia="Calibri" w:hAnsi="Calibri" w:cs="Calibri"/>
           <w:color w:val="555555"/>
-        </w:rPr>
-        <w:t>Built a full-stack application using React, Next.js, and Node.js/Express with role-based auth, RESTful APIs, and a multi-tenant CMS.</w:t>
+          <w:sz w:val="21"/>
+          <w:szCs w:val="21"/>
+        </w:rPr>
+        <w:t>Built custom Angular directives for address validation and enhancement across checkout flows.</w:t>
+      </w:r>
+    </w:p>
+    <w:p>
+      <w:pPr>
+        <w:spacing w:before="50"/>
+      </w:pPr>
+      <w:r>
+        <w:rPr>
+          <w:rFonts w:ascii="Calibri" w:eastAsia="Calibri" w:hAnsi="Calibri" w:cs="Calibri"/>
+          <w:b/>
+          <w:bCs/>
+          <w:i/>
+          <w:iCs/>
+          <w:color w:val="888888"/>
+          <w:sz w:val="20"/>
+          <w:szCs w:val="20"/>
+        </w:rPr>
+        <w:t xml:space="preserve">Tech: </w:t>
+      </w:r>
+      <w:r>
+        <w:rPr>
+          <w:rFonts w:ascii="Calibri" w:eastAsia="Calibri" w:hAnsi="Calibri" w:cs="Calibri"/>
+          <w:i/>
+          <w:iCs/>
+          <w:color w:val="888888"/>
+          <w:sz w:val="20"/>
+          <w:szCs w:val="20"/>
+        </w:rPr>
+        <w:t>Angular 1.5 &amp; 5, Jasmine</w:t>
+      </w:r>
+    </w:p>
+    <w:p>
+      <w:pPr>
+        <w:keepNext/>
+        <w:spacing w:before="160" w:after="0"/>
+      </w:pPr>
+      <w:r>
+        <w:rPr>
+          <w:rFonts w:ascii="Calibri" w:eastAsia="Calibri" w:hAnsi="Calibri" w:cs="Calibri"/>
+          <w:b/>
+          <w:bCs/>
+          <w:color w:val="1B3A6B"/>
+          <w:sz w:val="22"/>
+          <w:szCs w:val="22"/>
+        </w:rPr>
+        <w:t xml:space="preserve">Disney Parks and Resorts</w:t>
+      </w:r>
+    </w:p>
+    <w:p>
+      <w:pPr>
+        <w:tabs>
+          <w:tab w:val="right" w:pos="9360"/>
+        </w:tabs>
+        <w:spacing w:before="0" w:after="30"/>
+      </w:pPr>
+      <w:r>
+        <w:rPr>
+          <w:rFonts w:ascii="Calibri" w:eastAsia="Calibri" w:hAnsi="Calibri" w:cs="Calibri"/>
+          <w:color w:val="555555"/>
+          <w:sz w:val="22"/>
+          <w:szCs w:val="22"/>
+        </w:rPr>
+        <w:t>Senior UI Developer  (Contract)</w:t>
+      </w:r>
+      <w:r>
+        <w:rPr>
+          <w:rFonts w:ascii="Calibri" w:eastAsia="Calibri" w:hAnsi="Calibri" w:cs="Calibri"/>
+          <w:sz w:val="22"/>
+          <w:szCs w:val="22"/>
+        </w:rPr>
+        <w:tab/>
+      </w:r>
+      <w:r>
+        <w:rPr>
+          <w:rFonts w:ascii="Calibri" w:eastAsia="Calibri" w:hAnsi="Calibri" w:cs="Calibri"/>
+          <w:i/>
+          <w:iCs/>
+          <w:color w:val="888888"/>
+          <w:sz w:val="21"/>
+          <w:szCs w:val="21"/>
+        </w:rPr>
+        <w:t>Aug 2016 – Mar 2018</w:t>
       </w:r>
     </w:p>
     <w:p>
@@ -1942,40 +1250,10 @@
         <w:rPr>
           <w:rFonts w:ascii="Calibri" w:eastAsia="Calibri" w:hAnsi="Calibri" w:cs="Calibri"/>
           <w:color w:val="555555"/>
-        </w:rPr>
-        <w:t xml:space="preserve">Designed and </w:t>
-      </w:r>
-      <w:proofErr w:type="gramStart"/>
-      <w:r>
-        <w:rPr>
-          <w:rFonts w:ascii="Calibri" w:eastAsia="Calibri" w:hAnsi="Calibri" w:cs="Calibri"/>
-          <w:color w:val="555555"/>
-        </w:rPr>
-        <w:t>operates</w:t>
-      </w:r>
-      <w:proofErr w:type="gramEnd"/>
-      <w:r>
-        <w:rPr>
-          <w:rFonts w:ascii="Calibri" w:eastAsia="Calibri" w:hAnsi="Calibri" w:cs="Calibri"/>
-          <w:color w:val="555555"/>
-        </w:rPr>
-        <w:t xml:space="preserve"> AWS cloud infrastructure (S3, ECS, EC2, CloudFront, Route 53, </w:t>
-      </w:r>
-      <w:proofErr w:type="spellStart"/>
-      <w:r>
-        <w:rPr>
-          <w:rFonts w:ascii="Calibri" w:eastAsia="Calibri" w:hAnsi="Calibri" w:cs="Calibri"/>
-          <w:color w:val="555555"/>
-        </w:rPr>
-        <w:t>CodePipeline</w:t>
-      </w:r>
-      <w:proofErr w:type="spellEnd"/>
-      <w:r>
-        <w:rPr>
-          <w:rFonts w:ascii="Calibri" w:eastAsia="Calibri" w:hAnsi="Calibri" w:cs="Calibri"/>
-          <w:color w:val="555555"/>
-        </w:rPr>
-        <w:t>) with CI/CD pipelines for zero-downtime deployments.</w:t>
+          <w:sz w:val="21"/>
+          <w:szCs w:val="21"/>
+        </w:rPr>
+        <w:t>Built a custom date range picker and refactored core SPA templates for Disney's parks booking platform.</w:t>
       </w:r>
     </w:p>
     <w:p>
@@ -1990,8 +1268,8 @@
           <w:i/>
           <w:iCs/>
           <w:color w:val="888888"/>
-          <w:sz w:val="19"/>
-          <w:szCs w:val="19"/>
+          <w:sz w:val="20"/>
+          <w:szCs w:val="20"/>
         </w:rPr>
         <w:t xml:space="preserve">Tech: </w:t>
       </w:r>
@@ -2001,10 +1279,10 @@
           <w:i/>
           <w:iCs/>
           <w:color w:val="888888"/>
-          <w:sz w:val="19"/>
-          <w:szCs w:val="19"/>
-        </w:rPr>
-        <w:t>React, Next.js, Node.js, Express, MySQL, AWS, CI/CD</w:t>
+          <w:sz w:val="20"/>
+          <w:szCs w:val="20"/>
+        </w:rPr>
+        <w:t>Angular 1.5, Jasmine, Grunt</w:t>
       </w:r>
     </w:p>
     <w:p>
@@ -2040,39 +1318,19 @@
           <w:b/>
           <w:bCs/>
           <w:color w:val="555555"/>
-        </w:rPr>
-        <w:t xml:space="preserve">Bachelor of </w:t>
-      </w:r>
-      <w:proofErr w:type="gramStart"/>
-      <w:r>
-        <w:rPr>
-          <w:rFonts w:ascii="Calibri" w:eastAsia="Calibri" w:hAnsi="Calibri" w:cs="Calibri"/>
-          <w:b/>
-          <w:bCs/>
-          <w:color w:val="555555"/>
-        </w:rPr>
-        <w:t>Science</w:t>
-      </w:r>
-      <w:r>
-        <w:rPr>
-          <w:rFonts w:ascii="Calibri" w:eastAsia="Calibri" w:hAnsi="Calibri" w:cs="Calibri"/>
-          <w:color w:val="555555"/>
-        </w:rPr>
-        <w:t xml:space="preserve">  ·</w:t>
-      </w:r>
-      <w:proofErr w:type="gramEnd"/>
-      <w:r>
-        <w:rPr>
-          <w:rFonts w:ascii="Calibri" w:eastAsia="Calibri" w:hAnsi="Calibri" w:cs="Calibri"/>
-          <w:color w:val="555555"/>
-        </w:rPr>
-        <w:t xml:space="preserve">  Texas A&amp;M Commerce</w:t>
-      </w:r>
-      <w:r>
-        <w:rPr>
-          <w:rFonts w:ascii="Calibri" w:eastAsia="Calibri" w:hAnsi="Calibri" w:cs="Calibri"/>
-        </w:rPr>
-        <w:tab/>
+          <w:sz w:val="21"/>
+          <w:szCs w:val="21"/>
+        </w:rPr>
+        <w:t>Bachelor of Science</w:t>
+      </w:r>
+      <w:r>
+        <w:rPr>
+          <w:rFonts w:ascii="Calibri" w:eastAsia="Calibri" w:hAnsi="Calibri" w:cs="Calibri"/>
+          <w:color w:val="555555"/>
+          <w:sz w:val="21"/>
+          <w:szCs w:val="21"/>
+        </w:rPr>
+        <w:t xml:space="preserve">  ·  Texas A&amp;M Commerce</w:t>
       </w:r>
     </w:p>
     <w:p>
@@ -2088,39 +1346,19 @@
           <w:b/>
           <w:bCs/>
           <w:color w:val="555555"/>
-        </w:rPr>
-        <w:t xml:space="preserve">Associate of </w:t>
-      </w:r>
-      <w:proofErr w:type="gramStart"/>
-      <w:r>
-        <w:rPr>
-          <w:rFonts w:ascii="Calibri" w:eastAsia="Calibri" w:hAnsi="Calibri" w:cs="Calibri"/>
-          <w:b/>
-          <w:bCs/>
-          <w:color w:val="555555"/>
-        </w:rPr>
-        <w:t>Arts</w:t>
-      </w:r>
-      <w:r>
-        <w:rPr>
-          <w:rFonts w:ascii="Calibri" w:eastAsia="Calibri" w:hAnsi="Calibri" w:cs="Calibri"/>
-          <w:color w:val="555555"/>
-        </w:rPr>
-        <w:t xml:space="preserve">  ·</w:t>
-      </w:r>
-      <w:proofErr w:type="gramEnd"/>
-      <w:r>
-        <w:rPr>
-          <w:rFonts w:ascii="Calibri" w:eastAsia="Calibri" w:hAnsi="Calibri" w:cs="Calibri"/>
-          <w:color w:val="555555"/>
-        </w:rPr>
-        <w:t xml:space="preserve">  Richland College</w:t>
-      </w:r>
-      <w:r>
-        <w:rPr>
-          <w:rFonts w:ascii="Calibri" w:eastAsia="Calibri" w:hAnsi="Calibri" w:cs="Calibri"/>
-        </w:rPr>
-        <w:tab/>
+          <w:sz w:val="21"/>
+          <w:szCs w:val="21"/>
+        </w:rPr>
+        <w:t>Associate of Arts</w:t>
+      </w:r>
+      <w:r>
+        <w:rPr>
+          <w:rFonts w:ascii="Calibri" w:eastAsia="Calibri" w:hAnsi="Calibri" w:cs="Calibri"/>
+          <w:color w:val="555555"/>
+          <w:sz w:val="21"/>
+          <w:szCs w:val="21"/>
+        </w:rPr>
+        <w:t xml:space="preserve">  ·  Richland College</w:t>
       </w:r>
     </w:p>
     <w:sectPr>
@@ -2136,10 +1374,10 @@
 <file path=word/numbering.xml><?xml version="1.0" encoding="utf-8"?>
 <w:numbering xmlns:wpc="http://schemas.microsoft.com/office/word/2010/wordprocessingCanvas" xmlns:cx="http://schemas.microsoft.com/office/drawing/2014/chartex" xmlns:cx1="http://schemas.microsoft.com/office/drawing/2015/9/8/chartex" xmlns:cx2="http://schemas.microsoft.com/office/drawing/2015/10/21/chartex" xmlns:cx3="http://schemas.microsoft.com/office/drawing/2016/5/9/chartex" xmlns:cx4="http://schemas.microsoft.com/office/drawing/2016/5/10/chartex" xmlns:cx5="http://schemas.microsoft.com/office/drawing/2016/5/11/chartex" xmlns:cx6="http://schemas.microsoft.com/office/drawing/2016/5/12/chartex" xmlns:cx7="http://schemas.microsoft.com/office/drawing/2016/5/13/chartex" xmlns:cx8="http://schemas.microsoft.com/office/drawing/2016/5/14/chartex" xmlns:mc="http://schemas.openxmlformats.org/markup-compatibility/2006" xmlns:aink="http://schemas.microsoft.com/office/drawing/2016/ink" xmlns:am3d="http://schemas.microsoft.com/office/drawing/2017/model3d" xmlns:o="urn:schemas-microsoft-com:office:office" xmlns:oel="http://schemas.microsoft.com/office/2019/extlst" xmlns:r="http://schemas.openxmlformats.org/officeDocument/2006/relationships" xmlns:m="http://schemas.openxmlformats.org/officeDocument/2006/math" xmlns:v="urn:schemas-microsoft-com:vml" xmlns:wp14="http://schemas.microsoft.com/office/word/2010/wordprocessingDrawing" xmlns:wp="http://schemas.openxmlformats.org/drawingml/2006/wordprocessingDrawing" xmlns:w10="urn:schemas-microsoft-com:office:word" xmlns:w="http://schemas.openxmlformats.org/wordprocessingml/2006/main" xmlns:w14="http://schemas.microsoft.com/office/word/2010/wordml" xmlns:w15="http://schemas.microsoft.com/office/word/2012/wordml" xmlns:w16cex="http://schemas.microsoft.com/office/word/2018/wordml/cex" xmlns:w16cid="http://schemas.microsoft.com/office/word/2016/wordml/cid" xmlns:w16="http://schemas.microsoft.com/office/word/2018/wordml" xmlns:w16du="http://schemas.microsoft.com/office/word/2023/wordml/word16du" xmlns:w16sdtdh="http://schemas.microsoft.com/office/word/2020/wordml/sdtdatahash" xmlns:w16sdtfl="http://schemas.microsoft.com/office/word/2024/wordml/sdtformatlock" xmlns:w16se="http://schemas.microsoft.com/office/word/2015/wordml/symex" xmlns:wpg="http://schemas.microsoft.com/office/word/2010/wordprocessingGroup" xmlns:wpi="http://schemas.microsoft.com/office/word/2010/wordprocessingInk" xmlns:wne="http://schemas.microsoft.com/office/word/2006/wordml" xmlns:wps="http://schemas.microsoft.com/office/word/2010/wordprocessingShape" mc:Ignorable="w14 w15 w16se w16cid w16 w16cex w16sdtdh w16sdtfl w16du wp14">
   <w:abstractNum w:abstractNumId="0" w15:restartNumberingAfterBreak="0">
-    <w:nsid w:val="37A0297D"/>
+    <w:nsid w:val="26F077E8"/>
     <w:multiLevelType w:val="hybridMultilevel"/>
-    <w:tmpl w:val="D4740A42"/>
-    <w:lvl w:ilvl="0" w:tplc="0A7C941E">
+    <w:tmpl w:val="8FB82FB2"/>
+    <w:lvl w:ilvl="0" w:tplc="3B76AFE6">
       <w:start w:val="1"/>
       <w:numFmt w:val="bullet"/>
       <w:lvlText w:val="▸"/>
@@ -2154,52 +1392,52 @@
         <w:szCs w:val="18"/>
       </w:rPr>
     </w:lvl>
-    <w:lvl w:ilvl="1" w:tplc="BDD2D7E2">
+    <w:lvl w:ilvl="1" w:tplc="9266E80E">
       <w:numFmt w:val="decimal"/>
       <w:lvlText w:val=""/>
       <w:lvlJc w:val="left"/>
     </w:lvl>
-    <w:lvl w:ilvl="2" w:tplc="9CDE8C76">
+    <w:lvl w:ilvl="2" w:tplc="F826876C">
       <w:numFmt w:val="decimal"/>
       <w:lvlText w:val=""/>
       <w:lvlJc w:val="left"/>
     </w:lvl>
-    <w:lvl w:ilvl="3" w:tplc="2312E670">
+    <w:lvl w:ilvl="3" w:tplc="B27602E0">
       <w:numFmt w:val="decimal"/>
       <w:lvlText w:val=""/>
       <w:lvlJc w:val="left"/>
     </w:lvl>
-    <w:lvl w:ilvl="4" w:tplc="0562FE14">
+    <w:lvl w:ilvl="4" w:tplc="8F5E907A">
       <w:numFmt w:val="decimal"/>
       <w:lvlText w:val=""/>
       <w:lvlJc w:val="left"/>
     </w:lvl>
-    <w:lvl w:ilvl="5" w:tplc="D50CCF06">
+    <w:lvl w:ilvl="5" w:tplc="055866EC">
       <w:numFmt w:val="decimal"/>
       <w:lvlText w:val=""/>
       <w:lvlJc w:val="left"/>
     </w:lvl>
-    <w:lvl w:ilvl="6" w:tplc="D250C31A">
+    <w:lvl w:ilvl="6" w:tplc="FB2680F4">
       <w:numFmt w:val="decimal"/>
       <w:lvlText w:val=""/>
       <w:lvlJc w:val="left"/>
     </w:lvl>
-    <w:lvl w:ilvl="7" w:tplc="40E066A8">
+    <w:lvl w:ilvl="7" w:tplc="88FE14F2">
       <w:numFmt w:val="decimal"/>
       <w:lvlText w:val=""/>
       <w:lvlJc w:val="left"/>
     </w:lvl>
-    <w:lvl w:ilvl="8" w:tplc="AC06D0D2">
+    <w:lvl w:ilvl="8" w:tplc="00643E1A">
       <w:numFmt w:val="decimal"/>
       <w:lvlText w:val=""/>
       <w:lvlJc w:val="left"/>
     </w:lvl>
   </w:abstractNum>
   <w:abstractNum w:abstractNumId="1" w15:restartNumberingAfterBreak="0">
-    <w:nsid w:val="6E476C08"/>
+    <w:nsid w:val="75A624FB"/>
     <w:multiLevelType w:val="hybridMultilevel"/>
-    <w:tmpl w:val="7A2EC0D4"/>
-    <w:lvl w:ilvl="0" w:tplc="0576BCA0">
+    <w:tmpl w:val="F8B6F1F8"/>
+    <w:lvl w:ilvl="0" w:tplc="376C9044">
       <w:start w:val="1"/>
       <w:numFmt w:val="bullet"/>
       <w:lvlText w:val="●"/>
@@ -2208,7 +1446,7 @@
         <w:ind w:left="720" w:hanging="360"/>
       </w:pPr>
     </w:lvl>
-    <w:lvl w:ilvl="1" w:tplc="CA36276E">
+    <w:lvl w:ilvl="1" w:tplc="1EA279A6">
       <w:start w:val="1"/>
       <w:numFmt w:val="bullet"/>
       <w:lvlText w:val="○"/>
@@ -2217,7 +1455,7 @@
         <w:ind w:left="1440" w:hanging="360"/>
       </w:pPr>
     </w:lvl>
-    <w:lvl w:ilvl="2" w:tplc="29BC9AC4">
+    <w:lvl w:ilvl="2" w:tplc="6B425462">
       <w:start w:val="1"/>
       <w:numFmt w:val="bullet"/>
       <w:lvlText w:val="■"/>
@@ -2226,7 +1464,7 @@
         <w:ind w:left="2160" w:hanging="360"/>
       </w:pPr>
     </w:lvl>
-    <w:lvl w:ilvl="3" w:tplc="FFB2E08E">
+    <w:lvl w:ilvl="3" w:tplc="9F32D37C">
       <w:start w:val="1"/>
       <w:numFmt w:val="bullet"/>
       <w:lvlText w:val="●"/>
@@ -2235,7 +1473,7 @@
         <w:ind w:left="2880" w:hanging="360"/>
       </w:pPr>
     </w:lvl>
-    <w:lvl w:ilvl="4" w:tplc="4F6E82D6">
+    <w:lvl w:ilvl="4" w:tplc="FA30920E">
       <w:start w:val="1"/>
       <w:numFmt w:val="bullet"/>
       <w:lvlText w:val="○"/>
@@ -2244,7 +1482,7 @@
         <w:ind w:left="3600" w:hanging="360"/>
       </w:pPr>
     </w:lvl>
-    <w:lvl w:ilvl="5" w:tplc="DC2C1ECA">
+    <w:lvl w:ilvl="5" w:tplc="91F84B3E">
       <w:start w:val="1"/>
       <w:numFmt w:val="bullet"/>
       <w:lvlText w:val="■"/>
@@ -2253,7 +1491,7 @@
         <w:ind w:left="4320" w:hanging="360"/>
       </w:pPr>
     </w:lvl>
-    <w:lvl w:ilvl="6" w:tplc="88F6C028">
+    <w:lvl w:ilvl="6" w:tplc="1A62983E">
       <w:start w:val="1"/>
       <w:numFmt w:val="bullet"/>
       <w:lvlText w:val="●"/>
@@ -2262,7 +1500,7 @@
         <w:ind w:left="5040" w:hanging="360"/>
       </w:pPr>
     </w:lvl>
-    <w:lvl w:ilvl="7" w:tplc="5D3897F0">
+    <w:lvl w:ilvl="7" w:tplc="2D7E9072">
       <w:start w:val="1"/>
       <w:numFmt w:val="bullet"/>
       <w:lvlText w:val="●"/>
@@ -2271,7 +1509,7 @@
         <w:ind w:left="5760" w:hanging="360"/>
       </w:pPr>
     </w:lvl>
-    <w:lvl w:ilvl="8" w:tplc="57829884">
+    <w:lvl w:ilvl="8" w:tplc="D42E7C1A">
       <w:start w:val="1"/>
       <w:numFmt w:val="bullet"/>
       <w:lvlText w:val="●"/>
@@ -2281,13 +1519,13 @@
       </w:pPr>
     </w:lvl>
   </w:abstractNum>
-  <w:num w:numId="1" w16cid:durableId="1591700753">
+  <w:num w:numId="1" w16cid:durableId="1453599468">
     <w:abstractNumId w:val="1"/>
     <w:lvlOverride w:ilvl="0">
       <w:startOverride w:val="1"/>
     </w:lvlOverride>
   </w:num>
-  <w:num w:numId="2" w16cid:durableId="1239293910">
+  <w:num w:numId="2" w16cid:durableId="270940651">
     <w:abstractNumId w:val="0"/>
     <w:lvlOverride w:ilvl="0">
       <w:startOverride w:val="1"/>
